--- a/dist/submission/p3_vietnam_VN.docx
+++ b/dist/submission/p3_vietnam_VN.docx
@@ -150,7 +150,7 @@
         <w:t xml:space="preserve"> </w:t>
       </w:r>
       <w:r>
-        <w:t xml:space="preserve">Nghiên cứu này xem xét lại mối quan hệ giữa quốc tế hoá (internationalisation) và hiệu quả hoạt động kinh doanh của doanh nghiệp (firm performance) tại một thị trường mới nổi, đồng thời khảo sát cách mà năng lực công nghệ (Technological Capability Index, TCI) và áp dụng công nghệ số (Digital Adoption Index, DAI) nền tảng có liên hệ với năng suất doanh nghiệp trong điều kiện chuyển đổi thể chế và chuyển đổi số. Lấy Việt Nam làm trọng tâm, nghiên cứu đặt câu hỏi liệu cường độ xuất khẩu (export intensity, FSTS) có liên hệ phi tuyến với năng suất lao động (labour productivity, ln LP) hay không, và liệu năng lực công nghệ cùng áp dụng công nghệ số nền tảng có đóng những vai trò khác biệt giữa các đợt khảo sát hay không.</w:t>
+        <w:t xml:space="preserve">Nghiên cứu xem xét lại mối quan hệ giữa quốc tế hoá và hiệu quả hoạt động kinh doanh của doanh nghiệp tại một thị trường mới nổi, đồng thời khảo sát vai trò của năng lực công nghệ nước ngoài và áp dụng công nghệ số nền tảng đối với năng suất doanh nghiệp trong điều kiện chuyển đổi thể chế và chuyển đổi số. Lấy Việt Nam làm trọng tâm, nghiên cứu đặt câu hỏi liệu cường độ xuất khẩu có liên hệ phi tuyến với năng suất lao động hay không, và liệu hai cấu trúc năng lực này có đóng những vai trò khác biệt theo từng đợt khảo sát hay không.</w:t>
       </w:r>
     </w:p>
     <w:p>
@@ -168,7 +168,7 @@
         <w:t xml:space="preserve"> </w:t>
       </w:r>
       <w:r>
-        <w:t xml:space="preserve">Nghiên cứu sử dụng ba đợt dữ liệu Khảo sát Doanh nghiệp của Ngân hàng Thế giới (WBES) cho Việt Nam (2009, 2015 và 2023; N gộp = 2.958) và ước lượng các mô hình bình phương nhỏ nhất (OLS) theo từng đợt và gộp, kèm sai số chuẩn vững (robust standard errors, HC1), số hạng bậc hai của cường độ xuất khẩu và các đặc tả tương tác. Phân tích phân biệt một Chỉ số năng lực công nghệ dựa trên chứng nhận chất lượng được công nhận quốc tế và công nghệ được cấp phép nước ngoài với một Chỉ số áp dụng công nghệ số nền tảng dựa trên sự hiện diện website, trong đó hai chỉ số không chia sẻ bất kỳ chỉ báo nào. Các kiểm tra bổ sung đánh giá tính ổn định của những phát hiện chính.</w:t>
+        <w:t xml:space="preserve">Nghiên cứu sử dụng ba đợt dữ liệu vi mô từ Khảo sát Doanh nghiệp của Ngân hàng Thế giới cho Việt Nam (2009, 2015 và 2023; N gộp = 2.958), ước lượng các mô hình bình phương nhỏ nhất theo từng đợt và gộp, kèm sai số chuẩn vững HC1, số hạng bậc hai của cường độ xuất khẩu và các đặc tả tương tác. Chỉ số Năng lực Công nghệ (Technological Capability Index, TCI) được xây dựng từ chứng nhận chất lượng được công nhận quốc tế và công nghệ được cấp phép nước ngoài; Chỉ số Áp dụng Số nền tảng (Digital Adoption Index, DAI) đo bằng sự hiện diện website. Hai chỉ số không chia sẻ bất kỳ chỉ báo nào.</w:t>
       </w:r>
     </w:p>
     <w:p>
@@ -186,7 +186,7 @@
         <w:t xml:space="preserve"> </w:t>
       </w:r>
       <w:r>
-        <w:t xml:space="preserve">Lợi ích về năng suất của quốc tế hoá tập trung chủ yếu ở biên tham gia, tức bước chuyển từ không xuất khẩu sang xuất khẩu, trong khi cường độ xuất khẩu trong nhóm doanh nghiệp đã xuất khẩu mang lại lợi suất biên giảm dần đến triệt tiêu (Panel H). Đường chữ U ngược (inverted U-shape) trong toàn mẫu (điểm ngoặt 39–46 % FSTS) được nhận diện chủ yếu thông qua bước tham gia này chứ không phải qua độ cong dày đặc bên trong nhóm doanh nghiệp xuất khẩu. Năng lực công nghệ có liên hệ thuận chiều với năng suất trong cả ba đợt và trong mẫu gộp, và vai trò điều tiết của nó ổn định hơn so với áp dụng công nghệ số nền tảng. Áp dụng công nghệ số nền tảng có hệ số dương trong các năm 2009 và 2023, không có ý nghĩa thống kê trong năm 2015, và chỉ thể hiện điều tiết có thể phát hiện trong mẫu vào năm 2023. Ước lượng biến công cụ (instrumental variable, IV; Panel K) cho hệ số DAI sau công cụ hoá bằng không (β = 0,018, p = .942, F giai đoạn một = 34,6), cho thấy mối liên hệ thuận chiều của DAI ước lượng bằng OLS nhiều khả năng phản ánh chọn lựa hơn là quan hệ nhân quả.</w:t>
+        <w:t xml:space="preserve">Lợi ích năng suất của quốc tế hoá tập trung tại biên tham gia, tức bước chuyển từ không xuất khẩu sang xuất khẩu, trong khi cường độ xuất khẩu trong nhóm doanh nghiệp đã xuất khẩu mang lại lợi suất biên giảm dần đến triệt tiêu. Đường chữ U ngược toàn mẫu (điểm ngoặt 39-46% cường độ xuất khẩu) được nhận diện chủ yếu thông qua bước tham gia này chứ không qua độ cong dày đặc bên trong nhóm doanh nghiệp xuất khẩu. Năng lực công nghệ thể hiện liên hệ thuận chiều với năng suất trong cả ba đợt; áp dụng số nền tảng có hệ số dương trong 2009 và 2023 nhưng không ý nghĩa thống kê trong 2015, và ước lượng biến công cụ cho thấy liên hệ thuận chiều của DAI ước lượng bằng OLS nhiều khả năng phản ánh chọn lựa hơn là quan hệ nhân quả.</w:t>
       </w:r>
     </w:p>
     <w:p>
@@ -204,7 +204,7 @@
         <w:t xml:space="preserve"> </w:t>
       </w:r>
       <w:r>
-        <w:t xml:space="preserve">Nghiên cứu đóng góp cho tài liệu về thị trường mới nổi bằng cách phân tách năng lực công nghệ nước ngoài / tiêu chuẩn khỏi áp dụng công nghệ số nền tảng và bằng cách cho thấy rằng các tác động số gộp có thể che lấp tính không đồng nhất theo thời gian đáng kể. Phát hiện gợi ý rằng tính liên quan đến năng suất của áp dụng công nghệ số cơ bản nhạy cảm với bối cảnh và đặc trưng theo đợt khảo sát hơn là ổn định đồng nhất qua các giai đoạn quốc tế hoá.</w:t>
+        <w:t xml:space="preserve">Nghiên cứu đóng góp cho tài liệu về thị trường mới nổi trong kinh doanh quốc tế bằng cách phân tách năng lực công nghệ nước ngoài khỏi áp dụng số nền tảng và bằng cách cho thấy các tác động số gộp có thể che lấp tính không đồng nhất theo thời gian đáng kể. Phát hiện gợi ý rằng tính liên quan đến năng suất của áp dụng số cơ bản nhạy cảm với bối cảnh và đặc trưng theo đợt khảo sát hơn là ổn định đồng nhất qua các giai đoạn quốc tế hoá.</w:t>
       </w:r>
     </w:p>
     <w:p>
@@ -222,7 +222,7 @@
         <w:t xml:space="preserve"> </w:t>
       </w:r>
       <w:r>
-        <w:t xml:space="preserve">quốc tế hoá–hiệu quả hoạt động; thị trường mới nổi; áp dụng công nghệ số; năng lực công nghệ; Việt Nam; năng suất doanh nghiệp.</w:t>
+        <w:t xml:space="preserve">quốc tế hoá-hiệu quả hoạt động; thị trường mới nổi; áp dụng công nghệ số; năng lực công nghệ; Việt Nam; năng suất doanh nghiệp.</w:t>
       </w:r>
     </w:p>
     <w:p>
@@ -240,7 +240,7 @@
         <w:t xml:space="preserve"> </w:t>
       </w:r>
       <w:r>
-        <w:t xml:space="preserve">F23 (doanh nghiệp đa quốc gia; kinh doanh quốc tế); O33 (thay đổi công nghệ: lựa chọn và hệ quả); D22 (hành vi doanh nghiệp: phân tích thực nghiệm); L25 (hiệu quả hoạt động kinh doanh của doanh nghiệp); O53 (nghiên cứu quốc gia toàn nền kinh tế: châu Á bao gồm Trung Đông).</w:t>
+        <w:t xml:space="preserve">F23; O33; D22; L25; O53.</w:t>
       </w:r>
     </w:p>
     <w:p>

--- a/dist/submission/p3_vietnam_VN.docx
+++ b/dist/submission/p3_vietnam_VN.docx
@@ -578,7 +578,7 @@
         <w:pStyle w:val="BodyText"/>
       </w:pPr>
       <w:r>
-        <w:t xml:space="preserve">Sự căng thẳng này nằm ở trung tâm của tài liệu I–P. Một truyền thống nghiên cứu lâu đời lập luận rằng quốc tế hoá có thể cải thiện hiệu quả ở các mức thấp và trung gian thông qua quy mô, học hỏi và đa dạng hoá, đồng thời tạo ra lợi suất giảm dần hoặc âm ở các mức cao hơn do tính phức tạp và gánh nặng phối hợp. Bằng chứng từ phân tích tổng hợp mạnh mẽ ủng hộ quan điểm rằng tính phi tuyến là một đặc trưng trung tâm của mối quan hệ này chứ không phải một bất thường thực nghiệm (Vernon, 1979; Lu and Beamish, 2004; Hennart, 2007; Coviello et al., 2017; Marano et al., 2016).</w:t>
+        <w:t xml:space="preserve">Sự căng thẳng này nằm ở trung tâm của tài liệu I–P. Một truyền thống nghiên cứu lâu đời lập luận rằng quốc tế hoá có thể cải thiện hiệu quả ở các mức thấp và trung gian thông qua quy mô, học hỏi và đa dạng hoá, đồng thời tạo ra lợi suất giảm dần hoặc âm ở các mức cao hơn do tính phức tạp và gánh nặng phối hợp. Bằng chứng từ phân tích tổng hợp mạnh mẽ ủng hộ quan điểm rằng tính phi tuyến là một đặc trưng trung tâm của mối quan hệ này chứ không phải một bất thường thực nghiệm (Vernon, 1979; Lu and Beamish, 2004; Hennart, 2007; Coviello et al., 2017; Marano et al., 2016). Bằng chứng cấp doanh nghiệp gần đây từ Việt Nam xác nhận vòng xoáy năng suất-xuất khẩu hai chiều ở các SME (Nguyen và cộng sự, 2025; Dang và cộng sự, 2024) và nhấn mạnh chuyển đổi số như một động lực mạnh cho hiệu quả xuất khẩu (Tran và cộng sự, 2025; Ngo và cộng sự, 2024).</w:t>
       </w:r>
     </w:p>
     <w:p>
@@ -26154,6 +26154,40 @@
         <w:pStyle w:val="BodyText"/>
       </w:pPr>
       <w:r>
+        <w:t xml:space="preserve">Dang, T. M. D., Le, V., &amp; Nguyen, T. T. (2024). Export persistence and productivity in Vietnam: Who learns?</w:t>
+      </w:r>
+      <w:r>
+        <w:t xml:space="preserve"> </w:t>
+      </w:r>
+      <w:r>
+        <w:rPr>
+          <w:iCs/>
+          <w:i/>
+        </w:rPr>
+        <w:t xml:space="preserve">Journal of Economic Integration</w:t>
+      </w:r>
+      <w:r>
+        <w:t xml:space="preserve">,</w:t>
+      </w:r>
+      <w:r>
+        <w:t xml:space="preserve"> </w:t>
+      </w:r>
+      <w:r>
+        <w:rPr>
+          <w:iCs/>
+          <w:i/>
+        </w:rPr>
+        <w:t xml:space="preserve">39</w:t>
+      </w:r>
+      <w:r>
+        <w:t xml:space="preserve">(2), 234–262.</w:t>
+      </w:r>
+    </w:p>
+    <w:p>
+      <w:pPr>
+        <w:pStyle w:val="BodyText"/>
+      </w:pPr>
+      <w:r>
         <w:t xml:space="preserve">Eisenhardt, K. M. and Martin, J. A. (2000). Dynamic capabilities: What are they? Strategic Management Journal, 21(10–11):1105–1121.</w:t>
       </w:r>
     </w:p>
@@ -26266,6 +26300,74 @@
         <w:pStyle w:val="BodyText"/>
       </w:pPr>
       <w:r>
+        <w:t xml:space="preserve">Ngo, V. D., Nguyen, T. T., &amp; Hoang, T. T. (2024). Export-specific investments, competitive advantage, and performance in Vietnamese SMEs: The moderating role of domestic market conditions.</w:t>
+      </w:r>
+      <w:r>
+        <w:t xml:space="preserve"> </w:t>
+      </w:r>
+      <w:r>
+        <w:rPr>
+          <w:iCs/>
+          <w:i/>
+        </w:rPr>
+        <w:t xml:space="preserve">Journal of Business Research</w:t>
+      </w:r>
+      <w:r>
+        <w:t xml:space="preserve">,</w:t>
+      </w:r>
+      <w:r>
+        <w:t xml:space="preserve"> </w:t>
+      </w:r>
+      <w:r>
+        <w:rPr>
+          <w:iCs/>
+          <w:i/>
+        </w:rPr>
+        <w:t xml:space="preserve">176</w:t>
+      </w:r>
+      <w:r>
+        <w:t xml:space="preserve">, 114577.</w:t>
+      </w:r>
+    </w:p>
+    <w:p>
+      <w:pPr>
+        <w:pStyle w:val="BodyText"/>
+      </w:pPr>
+      <w:r>
+        <w:t xml:space="preserve">Nguyen, D. P. K., Phan, T. M., &amp; Le, T. T. H. (2025). The simultaneous relationship between labor productivity and exports: The case of small and medium-sized enterprises in Vietnam.</w:t>
+      </w:r>
+      <w:r>
+        <w:t xml:space="preserve"> </w:t>
+      </w:r>
+      <w:r>
+        <w:rPr>
+          <w:iCs/>
+          <w:i/>
+        </w:rPr>
+        <w:t xml:space="preserve">Ho Chi Minh City Open University Journal of Science: Economics and Business Administration</w:t>
+      </w:r>
+      <w:r>
+        <w:t xml:space="preserve">,</w:t>
+      </w:r>
+      <w:r>
+        <w:t xml:space="preserve"> </w:t>
+      </w:r>
+      <w:r>
+        <w:rPr>
+          <w:iCs/>
+          <w:i/>
+        </w:rPr>
+        <w:t xml:space="preserve">20</w:t>
+      </w:r>
+      <w:r>
+        <w:t xml:space="preserve">(1), 1–18.</w:t>
+      </w:r>
+    </w:p>
+    <w:p>
+      <w:pPr>
+        <w:pStyle w:val="BodyText"/>
+      </w:pPr>
+      <w:r>
         <w:t xml:space="preserve">Oster, E. (2019). Unobservable selection and coefficient stability: Theory and evidence. Journal of Business &amp; Economic Statistics, 37(2):187–204.</w:t>
       </w:r>
     </w:p>
@@ -26323,6 +26425,40 @@
       </w:pPr>
       <w:r>
         <w:t xml:space="preserve">Teece, D. J. (2007). Explicating dynamic capabilities: The nature and microfoundations of (sustainable) enterprise performance. Strategic Management Journal, 28(13):1319–1350.</w:t>
+      </w:r>
+    </w:p>
+    <w:p>
+      <w:pPr>
+        <w:pStyle w:val="BodyText"/>
+      </w:pPr>
+      <w:r>
+        <w:t xml:space="preserve">Tran, T. T., Le, T. H., &amp; Pham, V. K. (2025). The impact of innovation-driven digital transformation on export performance of SMEs.</w:t>
+      </w:r>
+      <w:r>
+        <w:t xml:space="preserve"> </w:t>
+      </w:r>
+      <w:r>
+        <w:rPr>
+          <w:iCs/>
+          <w:i/>
+        </w:rPr>
+        <w:t xml:space="preserve">Emerging Science Journal</w:t>
+      </w:r>
+      <w:r>
+        <w:t xml:space="preserve">,</w:t>
+      </w:r>
+      <w:r>
+        <w:t xml:space="preserve"> </w:t>
+      </w:r>
+      <w:r>
+        <w:rPr>
+          <w:iCs/>
+          <w:i/>
+        </w:rPr>
+        <w:t xml:space="preserve">9</w:t>
+      </w:r>
+      <w:r>
+        <w:t xml:space="preserve">(2), 451–467.</w:t>
       </w:r>
     </w:p>
     <w:p>

--- a/dist/submission/p3_vietnam_VN.docx
+++ b/dist/submission/p3_vietnam_VN.docx
@@ -562,7 +562,7 @@
         <w:pStyle w:val="FirstParagraph"/>
       </w:pPr>
       <w:r>
-        <w:t xml:space="preserve">Việt Nam là bối cảnh có giá trị phân tích để xem xét lại mối quan hệ giữa quốc tế hoá và hiệu quả hoạt động kinh doanh của doanh nghiệp (I–P) bởi vì các doanh nghiệp mở rộng ra nước ngoài trong điều kiện chuyển đổi thể chế, tích luỹ năng lực không đồng đều và hạ tầng số biến đổi nhanh chóng.</w:t>
+        <w:t xml:space="preserve">Việt Nam là bối cảnh có giá trị phân tích để xem xét lại mối quan hệ giữa quốc tế hoá và hiệu quả hoạt động kinh doanh của doanh nghiệp (I–P). Tại đây, các doanh nghiệp mở rộng ra nước ngoài trong điều kiện chuyển đổi thể chế, tích luỹ năng lực không đồng đều và hạ tầng số biến đổi nhanh chóng.</w:t>
       </w:r>
     </w:p>
     <w:p>
@@ -570,7 +570,7 @@
         <w:pStyle w:val="BodyText"/>
       </w:pPr>
       <w:r>
-        <w:t xml:space="preserve">Trong bối cảnh như vậy, không nên giả định rằng quốc tế hoá sẽ tạo ra một khoản phụ trội hiệu quả tuyến tính đơn giản. Doanh nghiệp có thể tiếp cận các thị trường lớn hơn, hưởng lợi từ học hỏi và đa dạng hoá dòng doanh thu, nhưng cũng có thể đối mặt với chi phí phối hợp (coordination cost) tăng cao, gánh nặng xử lý thông tin và sức ép tổ chức khi mức độ tham gia nước ngoài sâu hơn (Wright et al., 2005; Cuervo-Cazurra and Genc, 2008; Wu et al., 2016).</w:t>
+        <w:t xml:space="preserve">Trong bối cảnh như vậy, không nên giả định rằng quốc tế hoá sẽ tạo ra khoản phụ trội hiệu quả tuyến tính đơn giản. Doanh nghiệp có thể tiếp cận các thị trường lớn hơn, hưởng lợi từ học hỏi và đa dạng hoá dòng doanh thu. Tuy nhiên, doanh nghiệp cũng có thể đối mặt với chi phí phối hợp (coordination cost) tăng cao, gánh nặng xử lý thông tin và sức ép tổ chức khi mức độ tham gia nước ngoài sâu hơn (Wright et al., 2005; Cuervo-Cazurra and Genc, 2008; Wu et al., 2016).</w:t>
       </w:r>
     </w:p>
     <w:p>
@@ -586,7 +586,7 @@
         <w:pStyle w:val="BodyText"/>
       </w:pPr>
       <w:r>
-        <w:t xml:space="preserve">Số hoá bổ sung thêm một lớp phức tạp cho cuộc tranh luận này. Công cụ số có thể giảm ma sát giao tiếp, đẩy nhanh giao dịch và hỗ trợ phối hợp xuyên biên giới. Tuy nhiên, những lợi ích đó không phát sinh tự động. Giá trị thực tế của chúng phụ thuộc vào việc doanh nghiệp có sở hữu chiều sâu tổ chức, năng lực hấp thụ (absorptive capacity) và các thông lệ bổ trợ cần thiết để chuyển hoá việc áp dụng công nghệ số thành lợi ích năng suất hay không (Cohen and Levinthal, 1990; Vial, 2019; Verhoef et al., 2021; Stallkamp and Schotter, 2021; Petricevic and Teece, 2019). Vì lý do này, không nên xem năng lực số như một nguồn lực có lợi phổ quát với mức sinh lời không đổi giữa các doanh nghiệp và theo thời gian.</w:t>
+        <w:t xml:space="preserve">Số hoá bổ sung thêm một lớp phức tạp cho cuộc tranh luận này. Công cụ số có thể giảm ma sát giao tiếp, đẩy nhanh giao dịch và hỗ trợ phối hợp xuyên biên giới. Tuy nhiên, những lợi ích đó không phát sinh tự động. Giá trị thực tế của chúng phụ thuộc vào ba điều kiện ở doanh nghiệp: chiều sâu tổ chức, năng lực hấp thụ (absorptive capacity), và các thông lệ bổ trợ cần thiết để chuyển hoá việc áp dụng công nghệ số thành lợi ích năng suất (Cohen and Levinthal, 1990; Vial, 2019; Verhoef et al., 2021; Stallkamp and Schotter, 2021; Petricevic and Teece, 2019). Vì lý do này, không nên xem năng lực số như nguồn lực có lợi phổ quát với mức sinh lời không đổi giữa các doanh nghiệp và theo thời gian.</w:t>
       </w:r>
     </w:p>
     <w:p>
@@ -602,7 +602,7 @@
         <w:pStyle w:val="BodyText"/>
       </w:pPr>
       <w:r>
-        <w:t xml:space="preserve">Ba điểm ngoặt thể chế định hình cửa sổ quan sát. Việt Nam gia nhập Tổ chức Thương mại Thế giới đầu năm 2007, mở ra giai đoạn trước đợt khảo sát 2009 và chuyển một nhóm doanh nghiệp xuất khẩu định hướng nội địa thành nhóm có độ tiếp xúc thị trường rộng hơn nhưng hạ tầng hấp thụ còn hạn chế. Đợt 2015 ghi lại giai đoạn giữa của pha thứ hai, khi xuất khẩu sản xuất mở rộng cùng tồn tại với hạ tầng thương mại số kém phát triển, tích hợp logistics xuyên biên giới yếu, và một nhóm doanh nghiệp xuất khẩu vẫn tập trung ở các phân khúc thâm dụng lao động. Đợt 2023 diễn ra sau khi Chương trình Chuyển đổi Số Quốc gia được khởi động năm 2020, sự mở rộng nhanh chóng của các nền tảng thanh toán điện tử và thương mại điện tử xuyên biên giới, cũng như sự tái cân bằng đầu tư trực tiếp nước ngoài (FDI) hướng tới sản xuất qua trung gian số và liên kết dịch vụ. Ba đợt khảo sát do đó quan sát doanh nghiệp dưới những tổ hợp khác biệt về cấu trúc giữa áp lực quốc tế hoá và mức độ sẵn có của hạ tầng số. Đây chính là điều khiến cách đọc theo vòng đời có thể kiểm định được chứ không thuần tuý mang tính khái niệm.</w:t>
+        <w:t xml:space="preserve">Ba điểm ngoặt thể chế định hình cửa sổ quan sát. Việt Nam gia nhập Tổ chức Thương mại Thế giới đầu năm 2007, mở ra giai đoạn trước đợt khảo sát 2009 và chuyển một nhóm doanh nghiệp xuất khẩu định hướng nội địa thành nhóm có độ tiếp xúc thị trường rộng hơn nhưng hạ tầng hấp thụ còn hạn chế. Đợt 2015 ghi lại giai đoạn giữa của pha thứ hai, khi xuất khẩu sản xuất mở rộng cùng tồn tại với hạ tầng thương mại số kém phát triển, tích hợp logistics xuyên biên giới yếu, và một nhóm doanh nghiệp xuất khẩu vẫn tập trung ở các phân khúc thâm dụng lao động. Đợt 2023 diễn ra sau ba diễn biến chính: Chương trình Chuyển đổi Số Quốc gia khởi động năm 2020; sự mở rộng nhanh chóng của các nền tảng thanh toán điện tử và thương mại điện tử xuyên biên giới; và tái cân bằng đầu tư trực tiếp nước ngoài (FDI) hướng tới sản xuất qua trung gian số và liên kết dịch vụ. Ba đợt khảo sát do đó quan sát doanh nghiệp dưới những tổ hợp khác biệt về cấu trúc giữa áp lực quốc tế hoá và mức độ sẵn có của hạ tầng số. Đây chính là điều khiến cách đọc theo vòng đời có thể kiểm định được, chứ không thuần tuý khái niệm.</w:t>
       </w:r>
     </w:p>
     <w:p>
@@ -610,7 +610,7 @@
         <w:pStyle w:val="BodyText"/>
       </w:pPr>
       <w:r>
-        <w:t xml:space="preserve">Những dịch chuyển này không mang tính hình thức. Bản thân thành phần của nhóm doanh nghiệp xuất khẩu cũng tiến triển qua ba đợt: tỉ lệ doanh nghiệp báo cáo cường độ xuất khẩu trực tiếp dương suy giảm khi các doanh nghiệp dịch vụ và doanh nghiệp chuỗi cung ứng liên kết FDI gia nhập mẫu, trong khi mức trung bình của áp dụng công nghệ số nền tảng tăng lên cùng sự lan toả của website, hệ thống thanh toán điện tử và các giao diện giao dịch số. Đọc mối quan hệ I–P và kênh áp dụng công nghệ số như những sự kiện cấu trúc cố định xuyên suốt cửa sổ mười bốn năm này sẽ bỏ qua thực tế rằng quần thể doanh nghiệp nền, các chi phí phối hợp ràng buộc và bộ khung thể chế cho thương mại xuyên biên giới đều thay đổi đáng kể về mặt vật chất.</w:t>
+        <w:t xml:space="preserve">Những dịch chuyển này không mang tính hình thức. Bản thân thành phần của nhóm doanh nghiệp xuất khẩu cũng tiến triển qua ba đợt. Tỉ lệ doanh nghiệp báo cáo cường độ xuất khẩu trực tiếp dương suy giảm khi các doanh nghiệp dịch vụ và doanh nghiệp chuỗi cung ứng liên kết FDI gia nhập mẫu. Cùng lúc, mức trung bình của áp dụng công nghệ số nền tảng tăng lên cùng sự lan toả của website, hệ thống thanh toán điện tử và các giao diện giao dịch số. Đọc mối quan hệ I–P và kênh áp dụng công nghệ số như những sự kiện cấu trúc cố định xuyên suốt cửa sổ 14 năm này sẽ bỏ qua một thực tế: quần thể doanh nghiệp nền, các chi phí phối hợp ràng buộc và bộ khung thể chế cho thương mại xuyên biên giới đều thay đổi đáng kể về mặt vật chất.</w:t>
       </w:r>
     </w:p>
     <w:bookmarkEnd w:id="22"/>
@@ -660,7 +660,7 @@
         <w:pStyle w:val="BodyText"/>
       </w:pPr>
       <w:r>
-        <w:t xml:space="preserve">Nghiên cứu phân tích tổng hợp gần đây củng cố mối quan tâm này. Pisani, Garcia-Bernardo, và Heemskerk (2020, SMJ) chỉ ra rằng mối quan hệ chữ U ngược giữa quốc tế hoá và hiệu quả hoạt động yếu đi đáng kể, và đôi khi biến mất, dưới các thiết kế nhận diện chặt chẽ hơn trên các mẫu gộp đa quốc gia, gợi ý rằng việc tổng hợp giữa các bối cảnh thể chế khác biệt làm gia tăng tính đều đặn về mặt dạng hàm bề ngoài. Wu, Fan, và Chen (2022, MIR) mở rộng lập luận này bằng cách cho thấy trong một phân tích tổng hợp về doanh nghiệp đa quốc gia thị trường mới nổi (EMNE) rằng bối cảnh thể chế điều tiết quy mô tác động I–P mạnh mẽ hơn so với các biến năng lực ở cấp doanh nghiệp. Tóm lại, những phát hiện này ngụ ý rằng các thiết kế dọc trong nội bộ quốc gia, giữ nguyên bối cảnh thể chế trong khi để thời gian biến đổi, cung cấp một kiểm định đáng tin cậy hơn về việc liệu chữ U ngược có phải là hiện tượng giả do gộp đa quốc gia hay là một mối quan hệ thực sự tồn tại khi môi trường thể chế tiến hoá. Bảng dữ liệu WBES ba đợt của Việt Nam (2009, 2015, 2023) cung cấp đúng thiết kế này.</w:t>
+        <w:t xml:space="preserve">Nghiên cứu phân tích tổng hợp gần đây củng cố mối quan tâm này. Pisani, Garcia-Bernardo, và Heemskerk (2020, SMJ) chỉ ra rằng mối quan hệ chữ U ngược giữa quốc tế hoá và hiệu quả hoạt động yếu đi đáng kể (và đôi khi biến mất) dưới các thiết kế nhận diện chặt chẽ hơn trên các mẫu gộp đa quốc gia. Phát hiện này gợi ý rằng việc tổng hợp giữa các bối cảnh thể chế khác biệt làm gia tăng tính đều đặn về mặt dạng hàm bề ngoài. Wu, Fan, và Chen (2022, MIR) mở rộng lập luận này. Trong phân tích tổng hợp về doanh nghiệp đa quốc gia thị trường mới nổi (EMNE), họ cho thấy bối cảnh thể chế điều tiết quy mô tác động I–P mạnh mẽ hơn các biến năng lực ở cấp doanh nghiệp. Tóm lại, những phát hiện này ngụ ý rằng các thiết kế dọc trong nội bộ quốc gia (giữ nguyên bối cảnh thể chế trong khi để thời gian biến đổi) cung cấp kiểm định đáng tin cậy hơn. Cụ thể, kiểm định này đánh giá liệu chữ U ngược là hiện tượng giả do gộp đa quốc gia hay là mối quan hệ thực sự tồn tại khi môi trường thể chế tiến hoá. Bảng dữ liệu WBES ba đợt của Việt Nam (2009, 2015, 2023) cung cấp đúng thiết kế này.</w:t>
       </w:r>
     </w:p>
     <w:bookmarkEnd w:id="23"/>
@@ -710,7 +710,7 @@
         <w:pStyle w:val="BodyText"/>
       </w:pPr>
       <w:r>
-        <w:t xml:space="preserve">Đóng góp thứ tư mang tính bối cảnh: mẫu hình thực nghiệm của Việt Nam cung cấp một phân rã tham gia-cường độ cho thấy rằng chữ U ngược được nhận diện vững chắc (điểm ngoặt 39–46 % FSTS) được dẫn dắt chủ yếu bởi biên tham gia: trong nhóm doanh nghiệp xuất khẩu, biến thiên cường độ mang lại lợi suất phẳng đến giảm dần (Panel H), đặt giới hạn cho cách đọc thông thường về mẫu hình chữ U ngược. Sự khác biệt giữa mẫu hình này và những gì được ghi nhận ở các nền kinh tế tiên tiến về số, nơi cơ chế chi phí phối hợp được làm dịu bởi hạ tầng số toàn diện, hướng tới các cơ chế cấp thể chế như những biến điều tiết ứng viên về vị trí đường cong I–P. Bằng chứng nội bối cảnh này neo vào phần chuyển tiếp số của phổ thể chế.</w:t>
+        <w:t xml:space="preserve">Đóng góp thứ tư mang tính bối cảnh: mẫu hình thực nghiệm của Việt Nam cung cấp một phân rã tham gia-cường độ. Cụ thể, chữ U ngược được nhận diện vững chắc (điểm ngoặt 39–46 % FSTS) chủ yếu được dẫn dắt bởi biên tham gia. Trong nhóm doanh nghiệp xuất khẩu, biến thiên cường độ mang lại lợi suất phẳng đến giảm dần (Panel H), đặt giới hạn cho cách đọc thông thường về mẫu hình chữ U ngược. Sự khác biệt giữa mẫu hình này và những gì được ghi nhận ở các nền kinh tế tiên tiến về số (nơi cơ chế chi phí phối hợp được làm dịu bởi hạ tầng số toàn diện) hướng tới các cơ chế cấp thể chế như những biến điều tiết ứng viên về vị trí đường cong I–P. Bằng chứng nội bối cảnh này neo vào phần chuyển tiếp số của phổ thể chế.</w:t>
       </w:r>
     </w:p>
     <w:bookmarkEnd w:id="24"/>
@@ -796,7 +796,7 @@
         <w:pStyle w:val="BodyText"/>
       </w:pPr>
       <w:r>
-        <w:t xml:space="preserve">Ở mặt tiêu cực, việc phối hợp sản xuất cho các thị trường có khoảng cách thể chế áp đặt các chi phí xử lý thông tin tăng phi tuyến: mỗi thị trường nước ngoài bổ sung thêm các yêu cầu tuân thủ, gánh nặng quan hệ khách hàng và sự phụ thuộc chuỗi cung ứng, với chi phí phối hợp biên tăng nhanh hơn lợi ích quy mô biên vượt qua một ngưỡng nhất định. Trong một bối cảnh chuyển đổi nơi các cảng, định chế tài trợ thương mại (trade finance), thị trường số và cơ chế giải quyết tranh chấp vẫn đang trưởng thành, ngưỡng này có thể ràng buộc ở mức cường độ xuất khẩu thấp hơn so với các nền kinh tế trưởng thành, làm sắc nét hơn độ cong so với đường cơ sở phân tích tổng hợp (Hennart, 2007; Wagner, 2007; Marano et al., 2016). Cơ chế là chi phí giao dịch thể chế (Williamson, 1985; Hennart, 2007): trong một nền kinh tế chuyển đổi, các lỗ hổng thực thi, thâm hụt logistics và bất đối xứng thông tin làm tăng chi phí biên của việc quản lý mỗi thị trường nước ngoài bổ sung, khiến sự suy giảm sau ngưỡng ràng buộc ở mức cường độ xuất khẩu thấp hơn so với các bối cảnh nơi chất lượng hạ tầng số và thực thi hợp đồng đã hấp thụ phần lớn ma sát này.</w:t>
+        <w:t xml:space="preserve">Ở mặt tiêu cực, phối hợp sản xuất cho các thị trường có khoảng cách thể chế áp đặt các chi phí xử lý thông tin tăng phi tuyến. Mỗi thị trường nước ngoài bổ sung thêm các yêu cầu tuân thủ, gánh nặng quan hệ khách hàng và sự phụ thuộc chuỗi cung ứng. Chi phí phối hợp biên tăng nhanh hơn lợi ích quy mô biên khi vượt qua ngưỡng nhất định. Trong bối cảnh chuyển đổi nơi cảng, định chế tài trợ thương mại (trade finance), thị trường số và cơ chế giải quyết tranh chấp vẫn đang trưởng thành, ngưỡng này có thể ràng buộc ở mức cường độ xuất khẩu thấp hơn so với các nền kinh tế trưởng thành. Đặc điểm này làm sắc nét hơn độ cong so với đường cơ sở phân tích tổng hợp (Hennart, 2007; Wagner, 2007; Marano et al., 2016). Cơ chế là chi phí giao dịch thể chế (Williamson, 1985; Hennart, 2007): trong nền kinh tế chuyển đổi, các lỗ hổng thực thi, thâm hụt logistics và bất đối xứng thông tin làm tăng chi phí biên của việc quản lý mỗi thị trường nước ngoài bổ sung. Vì vậy, sự suy giảm sau ngưỡng ràng buộc ở mức cường độ xuất khẩu thấp hơn so với các bối cảnh nơi chất lượng hạ tầng số và thực thi hợp đồng đã hấp thụ phần lớn ma sát này.</w:t>
       </w:r>
     </w:p>
     <w:p>
@@ -951,7 +951,7 @@
         <w:pStyle w:val="FirstParagraph"/>
       </w:pPr>
       <w:r>
-        <w:t xml:space="preserve">Theo truyền thống Lall (1992) cho các doanh nghiệp thị trường mới nổi, bài báo này sử dụng một cách đọc chặt chẽ về đo lường đối với năng lực công nghệ: một năng lực công nghệ nước ngoài và tiêu chuẩn ghi nhận sự tiếp xúc của doanh nghiệp với các đầu vào công nghệ được xác nhận từ bên ngoài, chứng nhận chất lượng được công nhận quốc tế và công nghệ được cấp phép nước ngoài. Đây là một mặt có thể quan sát của khái niệm năng lực hấp thụ rộng hơn của Cohen và Levinthal (1990) và khái niệm năng lực động của Teece (2007), nhưng thước đo hiện tại không tuyên bố nhận diện toàn bộ trữ lượng năng lực hấp thụ; nó ghi nhận thành phần hướng ngoại của trữ lượng đó (Eisenhardt and Martin, 2000; Karna et al., 2016).</w:t>
+        <w:t xml:space="preserve">Theo truyền thống Lall (1992) cho các doanh nghiệp thị trường mới nổi, bài báo này sử dụng cách đọc chặt chẽ về đo lường đối với năng lực công nghệ. Cụ thể, năng lực công nghệ nước ngoài và tiêu chuẩn ghi nhận sự tiếp xúc của doanh nghiệp với các đầu vào công nghệ được xác nhận từ bên ngoài: chứng nhận chất lượng được công nhận quốc tế và công nghệ được cấp phép nước ngoài. Đây là một mặt có thể quan sát của khái niệm năng lực hấp thụ rộng hơn của Cohen và Levinthal (1990) và khái niệm năng lực động của Teece (2007). Tuy nhiên, thước đo hiện tại không tuyên bố nhận diện toàn bộ trữ lượng năng lực hấp thụ; nó chỉ ghi nhận thành phần hướng ngoại của trữ lượng đó (Eisenhardt and Martin, 2000; Karna et al., 2016).</w:t>
       </w:r>
     </w:p>
     <w:p>
@@ -1055,7 +1055,7 @@
         </m:sSub>
       </m:oMath>
       <w:r>
-        <w:t xml:space="preserve">, bổ sung đổi mới sản phẩm h1 và hoạt động R&amp;D h8) được báo cáo trong mục 4.5 Panel A như một điều kiện biên: nếu các tác động trực tiếp suy giảm khi các chỉ báo đổi mới được bổ sung, điều này cho thấy thước đo chính cung cấp thông tin cụ thể về kênh công nghệ và tiêu chuẩn nước ngoài, chứ không phải về trữ lượng năng lực hấp thụ rộng hơn.</w:t>
+        <w:t xml:space="preserve">, bổ sung đổi mới sản phẩm h1 và hoạt động R&amp;D h8) được báo cáo trong mục 4.5 Panel A như điều kiện biên. Nếu các tác động trực tiếp suy giảm khi các chỉ báo đổi mới được bổ sung, điều đó cho thấy thước đo chính cung cấp thông tin cụ thể về kênh công nghệ và tiêu chuẩn nước ngoài, chứ không phải về trữ lượng năng lực hấp thụ rộng hơn.</w:t>
       </w:r>
     </w:p>
     <w:p>
@@ -1299,7 +1299,7 @@
         <w:t xml:space="preserve"> </w:t>
       </w:r>
       <w:r>
-        <w:t xml:space="preserve">được neo ở Tầng 1 (chỉ hiện diện website), khái niệm này không tương đương với các thước đo áp dụng công nghệ số cũng ghi nhận các chỉ báo Tầng 2 kích hoạt giao dịch như cường độ thanh toán điện tử. Trong các bối cảnh nơi hạ tầng số Tầng 2–3 đã trưởng thành và phổ cập, áp dụng công nghệ số cơ bản có thể tương tác với cường độ xuất khẩu thông qua một cơ chế khác, vận hành như một bổ trợ mở rộng có điều kiện thay vì khuếch đại căng thẳng phối hợp, vì hệ sinh thái xung quanh có thể hấp thụ xử lý giao dịch xuyên biên giới mà một website đơn lẻ không thể.</w:t>
+        <w:t xml:space="preserve">được neo ở Tầng 1 (chỉ hiện diện website), khái niệm này không tương đương với các thước đo áp dụng công nghệ số cũng ghi nhận các chỉ báo Tầng 2 kích hoạt giao dịch như cường độ thanh toán điện tử. Trong các bối cảnh nơi hạ tầng số Tầng 2–3 đã trưởng thành và phổ cập, áp dụng công nghệ số cơ bản có thể tương tác với cường độ xuất khẩu thông qua cơ chế khác. Cụ thể, nó vận hành như bổ trợ mở rộng có điều kiện thay vì khuếch đại căng thẳng phối hợp, vì hệ sinh thái xung quanh có thể hấp thụ xử lý giao dịch xuyên biên giới mà một website đơn lẻ không thể.</w:t>
       </w:r>
     </w:p>
     <w:p>
@@ -1405,7 +1405,7 @@
         <w:pStyle w:val="BodyText"/>
       </w:pPr>
       <w:r>
-        <w:t xml:space="preserve">Thứ hai, khi nhóm doanh nghiệp xuất khẩu dịch chuyển về phía các doanh nghiệp hoạt động ở cường độ xuất khẩu cao hơn và tham gia phối hợp xuyên biên giới chặt chẽ hơn, các công cụ số Tầng 1–2 cùng loại bắt đầu tương tác với chi phí phối hợp biên của các thị trường nước ngoài bổ sung. Việc liệu tương tác này có tính thay thế (công cụ số làm giảm chi phí phối hợp và khuếch đại cổ tức năng suất) hay bổ sung với lợi suất giảm dần (công cụ số ở cường độ cao bộc lộ sự thiếu tích hợp sâu hơn và khuếch đại căng thẳng phối hợp) về cơ bản là một câu hỏi thực nghiệm mà bài báo này xem như kiểm định cho H4.</w:t>
+        <w:t xml:space="preserve">Thứ hai, khi nhóm doanh nghiệp xuất khẩu dịch chuyển về phía các doanh nghiệp hoạt động ở cường độ xuất khẩu cao hơn và tham gia phối hợp xuyên biên giới chặt chẽ hơn, các công cụ số Tầng 1–2 cùng loại bắt đầu tương tác với chi phí phối hợp biên của các thị trường nước ngoài bổ sung. Tương tác này có thể có tính thay thế (công cụ số làm giảm chi phí phối hợp và khuếch đại cổ tức năng suất) hoặc bổ sung với lợi suất giảm dần (công cụ số ở cường độ cao bộc lộ sự thiếu tích hợp sâu hơn và khuếch đại căng thẳng phối hợp). Đây về cơ bản là câu hỏi thực nghiệm mà bài báo này xem như kiểm định cho H4.</w:t>
       </w:r>
     </w:p>
     <w:p>
@@ -1511,7 +1511,7 @@
         <w:pStyle w:val="BodyText"/>
       </w:pPr>
       <w:r>
-        <w:t xml:space="preserve">Quốc tế hoá—H1 (không đơn điệu)—Hiệu quả hoạt động doanh nghiệp</w:t>
+        <w:t xml:space="preserve">Quốc tế hoá → H1 (không đơn điệu) → Hiệu quả hoạt động doanh nghiệp</w:t>
       </w:r>
       <w:r>
         <w:t xml:space="preserve"> </w:t>
@@ -2170,7 +2170,7 @@
         </m:acc>
       </m:oMath>
       <w:r>
-        <w:t xml:space="preserve">) được diễn giải hẹp như một thước đo năng lực công nghệ nước ngoài và tiêu chuẩn, gồm chứng nhận chất lượng quốc tế và công nghệ được cấp phép nước ngoài, đại diện cho mức độ tiếp xúc của doanh nghiệp với các tiêu chuẩn công nghệ bên ngoài chứ không phải toàn bộ trữ lượng năng lực hấp thụ kiểu Cohen–Levinthal (Lall, 1992; Cohen and Levinthal, 1990). Chỉ số áp dụng công nghệ số (</w:t>
+        <w:t xml:space="preserve">) được diễn giải hẹp như thước đo năng lực công nghệ nước ngoài và tiêu chuẩn. Nó gồm chứng nhận chất lượng quốc tế và công nghệ được cấp phép nước ngoài, đại diện cho mức độ tiếp xúc của doanh nghiệp với các tiêu chuẩn công nghệ bên ngoài, chứ không phải toàn bộ trữ lượng năng lực hấp thụ kiểu Cohen–Levinthal (Lall, 1992; Cohen and Levinthal, 1990). Chỉ số áp dụng công nghệ số (</w:t>
       </w:r>
       <m:oMath>
         <m:acc>
@@ -2200,7 +2200,7 @@
         </m:acc>
       </m:oMath>
       <w:r>
-        <w:t xml:space="preserve">) được diễn giải hẹp như hiện diện số dựa trên website, tức áp dụng website nền tảng, và không phải là thước đo tích hợp số ở cấp giao dịch hay chuyển đổi số (Bharadwaj et al., 2013; Verhoef et al., 2021; Nambisan et al., 2019). Mỗi chỉ số hợp thành được chuẩn hoá theo z trong từng đợt để các hệ số báo cáo có thể so sánh được theo đơn vị độ lệch chuẩn; ký hiệu dấu ngã</w:t>
+        <w:t xml:space="preserve">) được diễn giải hẹp như hiện diện số dựa trên website (áp dụng website nền tảng), không phải là thước đo tích hợp số ở cấp giao dịch hay chuyển đổi số (Bharadwaj et al., 2013; Verhoef et al., 2021; Nambisan et al., 2019). Mỗi chỉ số hợp thành được chuẩn hoá theo z trong từng đợt để các hệ số báo cáo có thể so sánh theo đơn vị độ lệch chuẩn. Ký hiệu dấu ngã</w:t>
       </w:r>
       <w:r>
         <w:t xml:space="preserve"> </w:t>
@@ -2272,7 +2272,7 @@
         <w:t xml:space="preserve"> </w:t>
       </w:r>
       <w:r>
-        <w:t xml:space="preserve">đánh dấu biến thể đã chuẩn hoá được sử dụng xuyên suốt các đặc tả thực nghiệm. Sự phân tách này có chủ ý vì nghiên cứu quan tâm liệu hai miền có thể hiện vai trò thực nghiệm khác nhau hay không, đồng thời giữ chặt các nhãn khái niệm đúng với những gì các chỉ báo WBES nền thực sự đo lường.</w:t>
+        <w:t xml:space="preserve">đánh dấu biến thể đã chuẩn hoá. Sự phân tách này có chủ ý: nghiên cứu quan tâm liệu hai miền có thể hiện vai trò thực nghiệm khác nhau hay không, đồng thời giữ chặt các nhãn khái niệm đúng với những gì các chỉ báo WBES nền thực sự đo lường.</w:t>
       </w:r>
     </w:p>
     <w:p>
@@ -5247,7 +5247,7 @@
         <w:pStyle w:val="FirstParagraph"/>
       </w:pPr>
       <w:r>
-        <w:t xml:space="preserve">Bảng 1 báo cáo thống kê tóm tắt của mẫu phân tích theo từng đợt. Có ba mẫu hình đáng chú ý trước khi tiến hành phân tích suy luận. Tỉ lệ doanh nghiệp báo cáo bất kỳ cường độ xuất khẩu trực tiếp dương nào giảm từ 28,4 % năm 2009 xuống 20,7 % năm 2015 và 18,8 % năm 2023, phản ánh sự tái cân bằng của nhóm doanh nghiệp xuất khẩu Việt Nam từ sản xuất thâm dụng lao động sang các doanh nghiệp dịch vụ và doanh nghiệp chuỗi cung ứng liên kết FDI trong cửa sổ quan sát. Mức trung bình trong đợt của áp dụng công nghệ số cơ bản (chỉ báo website c22b) tăng từ 0,425 năm 2009 lên 0,483 năm 2015 và 0,498 năm 2023, cho thấy sự lan toả rộng rãi của hiện diện số cơ bản trong dân doanh nghiệp Việt Nam trong cửa sổ 14 năm. Mức trung bình của năng suất lao động logarit tăng đơn điệu (19,41 / 20,04 / 20,55), nhất quán với sự hội tụ năng suất rộng hơn của Việt Nam trong giai đoạn.</w:t>
+        <w:t xml:space="preserve">Bảng 1 báo cáo thống kê tóm tắt của mẫu phân tích theo từng đợt. Có ba mẫu hình đáng chú ý trước khi tiến hành phân tích suy luận. Tỉ lệ doanh nghiệp báo cáo cường độ xuất khẩu trực tiếp dương giảm từ 28,4 % năm 2009 xuống 20,7 % năm 2015 và 18,8 % năm 2023. Mô thức này phản ánh sự tái cân bằng của nhóm doanh nghiệp xuất khẩu Việt Nam từ sản xuất thâm dụng lao động sang các doanh nghiệp dịch vụ và doanh nghiệp chuỗi cung ứng liên kết FDI trong cửa sổ quan sát. Mức trung bình trong đợt của áp dụng công nghệ số cơ bản (chỉ báo website c22b) tăng từ 0,425 năm 2009 lên 0,483 năm 2015 và 0,498 năm 2023, cho thấy sự lan toả rộng rãi của hiện diện số cơ bản trong dân doanh nghiệp Việt Nam qua 14 năm. Mức trung bình của năng suất lao động logarit tăng đơn điệu (19,41/20,04/20,55), nhất quán với hội tụ năng suất rộng hơn của Việt Nam trong giai đoạn.</w:t>
       </w:r>
     </w:p>
     <w:bookmarkStart w:id="40" w:name="Xf3d6ceb3b570cc5cd95995f2b47f6035efbb788"/>
@@ -7867,7 +7867,7 @@
         <w:t xml:space="preserve"> </w:t>
       </w:r>
       <w:r>
-        <w:t xml:space="preserve">mất hoàn toàn ý nghĩa trực tiếp (β = -0,044, p = .377). Điều tiết TCI không có ý nghĩa trong đợt này (M3 joint p = .713), và điều tiết DAI cao nhất chỉ ở mức cận ngưỡng (M4 joint p = .125; M8 joint p = .093). Đọc như một đặc trưng giai đoạn, năm 2015 trông giống một đợt trong đó độ cong I–P sắc nét bất thường trong khi kênh số nén hoàn toàn, nhất quán với câu chuyện đường cong J về năng suất trong đó doanh nghiệp đầu tư vào công cụ số cơ bản trước khi các điều chỉnh tổ chức bổ trợ tạo ra lợi ích năng suất có thể đo lường được (Brynjolfsson et al., 2021).</w:t>
+        <w:t xml:space="preserve">mất hoàn toàn ý nghĩa trực tiếp (β = -0,044, p = .377). Điều tiết TCI không có ý nghĩa trong đợt này (M3 joint p = .713), và điều tiết DAI cao nhất chỉ ở mức cận ngưỡng (M4 joint p = .125; M8 joint p = .093). Đọc như đặc trưng giai đoạn, năm 2015 trông giống đợt trong đó độ cong I–P sắc nét bất thường trong khi kênh số nén hoàn toàn. Mẫu hình này nhất quán với câu chuyện đường cong J về năng suất, trong đó doanh nghiệp đầu tư vào công cụ số cơ bản trước khi các điều chỉnh tổ chức bổ trợ tạo ra lợi ích năng suất đo lường được (Brynjolfsson et al., 2021).</w:t>
       </w:r>
     </w:p>
     <w:p>
@@ -8245,7 +8245,7 @@
         <w:pStyle w:val="BodyText"/>
       </w:pPr>
       <w:r>
-        <w:t xml:space="preserve">khi các doanh nghiệp xuất khẩu vượt qua các mức FSTS vừa phải, đóng góp năng suất của hiện diện số cơ bản suy yếu và có thể khuếch đại thay vì giảm bớt gánh nặng phối hợp, nhất quán với quan điểm rằng chỉ áp dụng ở cấp website là không đủ khi năng lực số kích hoạt giao dịch và tích hợp quy trình sâu hơn vẫn đang trưởng thành.</w:t>
+        <w:t xml:space="preserve">khi các doanh nghiệp xuất khẩu vượt qua các mức FSTS vừa phải, đóng góp năng suất của hiện diện số cơ bản suy yếu và có thể khuếch đại thay vì giảm bớt gánh nặng phối hợp. Phát hiện này nhất quán với quan điểm rằng chỉ áp dụng ở cấp website là không đủ khi năng lực số kích hoạt giao dịch và tích hợp quy trình sâu hơn vẫn đang trưởng thành.</w:t>
       </w:r>
     </w:p>
     <w:p>
@@ -8253,7 +8253,7 @@
         <w:pStyle w:val="BodyText"/>
       </w:pPr>
       <w:r>
-        <w:t xml:space="preserve">Một cách diễn giải bổ sung, nhất quán với kết quả 2SLS không có ý nghĩa cho DAI được công cụ hoá (β=0,018, p=.942; Mục 4.5 Panel K), là tính lỗi thời của biến đại diện: đến năm 2023, hiện diện website (Tầng 1, c22b) đã trở thành một chứng chỉ ngưỡng tối thiểu chứ không phải một dấu hiệu phân biệt năng lực trong môi trường số đang trưởng thành của Việt Nam. Các doanh nghiệp có và không có website không còn được phân biệt một cách có ý nghĩa về năng lực phối hợp xuyên biên giới ở tầng DAI mà c22b ghi nhận. Cách diễn giải này dự đoán tương tác DAI×FSTS âm mà không yêu cầu rằng "áp dụng công nghệ số là xấu"; thay vào đó, công cụ đã mất sức mạnh phân biệt khi áp dụng Tầng 1 đã lan toả đến mức gần phổ quát (49,8 % năm 2023 so với 42,5 % năm 2009). Các phân tích tương lai sử dụng chỉ số hợp thành</w:t>
+        <w:t xml:space="preserve">Một cách diễn giải bổ sung là tính lỗi thời của biến đại diện. Cách này nhất quán với kết quả 2SLS không có ý nghĩa cho DAI được công cụ hoá (β=0,018, p=.942; Mục 4.5 Panel K). Đến năm 2023, hiện diện website (Tầng 1, c22b) đã trở thành chứng chỉ ngưỡng tối thiểu chứ không phải dấu hiệu phân biệt năng lực trong môi trường số đang trưởng thành của Việt Nam. Các doanh nghiệp có và không có website không còn được phân biệt một cách có ý nghĩa về năng lực phối hợp xuyên biên giới ở tầng DAI mà c22b ghi nhận. Cách diễn giải này dự đoán tương tác DAI × FSTS âm mà không yêu cầu rằng "áp dụng công nghệ số là xấu". Thay vào đó, công cụ đã mất sức mạnh phân biệt khi áp dụng Tầng 1 lan toả đến mức gần phổ quát (49,8 % năm 2023 so với 42,5 % năm 2009). Các phân tích tương lai sử dụng chỉ số hợp thành</w:t>
       </w:r>
       <w:r>
         <w:t xml:space="preserve"> </w:t>
@@ -8295,7 +8295,7 @@
         <w:t xml:space="preserve"> </w:t>
       </w:r>
       <w:r>
-        <w:t xml:space="preserve">(Tầng 1+2; Panel B, chỉ 2023) sẽ cung cấp một kiểm định trong đợt về việc liệu dấu có dịch chuyển khi các chỉ báo cường độ thanh toán điện tử được bổ sung vào công cụ Việt Nam hay không.</w:t>
+        <w:t xml:space="preserve">(Tầng 1+2; Panel B, chỉ 2023) sẽ cung cấp kiểm định trong đợt về việc liệu dấu có dịch chuyển khi các chỉ báo cường độ thanh toán điện tử được bổ sung vào công cụ Việt Nam hay không.</w:t>
       </w:r>
     </w:p>
     <w:p>
@@ -8352,7 +8352,7 @@
         <w:pStyle w:val="BodyText"/>
       </w:pPr>
       <w:r>
-        <w:t xml:space="preserve">Mẫu hình theo từng đợt mang một cách đọc thể chế. Đợt 2009 ghi nhận thời kỳ ngay sau khi gia nhập WTO, khi doanh nghiệp xuất khẩu biên vẫn nằm trong vùng chi phí nhập cuộc của đường I–P, khi trữ lượng năng lực là nguồn lực khan hiếm, và khi các công cụ số nền tảng, ngay cả ở lớp chỉ riêng website, tạo ra lợi ích trực tiếp vì lựa chọn thay thế là xử lý giao dịch bằng giấy. Đợt 2015 ghi nhận một giai đoạn chuyển đổi trong đó độ cong I–P sắc nét bất thường (</w:t>
+        <w:t xml:space="preserve">Mẫu hình theo từng đợt mang một cách đọc thể chế. Đợt 2009 ghi nhận thời kỳ ngay sau khi gia nhập WTO. Khi đó, doanh nghiệp xuất khẩu biên vẫn nằm trong vùng chi phí nhập cuộc của đường I–P, trữ lượng năng lực là nguồn lực khan hiếm, và các công cụ số nền tảng (ngay cả ở lớp chỉ riêng website) tạo ra lợi ích trực tiếp vì lựa chọn thay thế là xử lý giao dịch bằng giấy. Đợt 2015 ghi nhận giai đoạn chuyển đổi trong đó độ cong I–P sắc nét bất thường (</w:t>
       </w:r>
       <m:oMath>
         <m:sSup>
@@ -8412,7 +8412,7 @@
         <w:t xml:space="preserve"> </w:t>
       </w:r>
       <w:r>
-        <w:t xml:space="preserve">= -2,115, p = .004 trong M2) nhưng kênh số nén hoàn toàn:</w:t>
+        <w:t xml:space="preserve">= -2,115, p = .004 trong M2) nhưng kênh số nén hoàn toàn.</w:t>
       </w:r>
       <w:r>
         <w:t xml:space="preserve"> </w:t>
@@ -8448,7 +8448,7 @@
         <w:t xml:space="preserve"> </w:t>
       </w:r>
       <w:r>
-        <w:t xml:space="preserve">mất ý nghĩa trực tiếp và không có điều tiết liên hợp, gợi ý rằng các khác biệt trong thành phần doanh nghiệp xuất khẩu giữa các đợt phản ánh ở việc lợi ích năng suất đến chủ yếu từ quy mô và năng lực công nghệ nước ngoài / tiêu chuẩn chứ không phải từ áp dụng công nghệ số nền tảng trong đợt này. Đợt 2023 ghi nhận sự tái xuất hiện của kênh số như một biến điều tiết chứ không phải như một khoản phụ trội trực tiếp đồng nhất: hạ tầng số sau NDTP khiến áp dụng công nghệ số nền tảng tương tác với cường độ xuất khẩu, và tương tác</w:t>
+        <w:t xml:space="preserve">mất ý nghĩa trực tiếp và không có điều tiết liên hợp. Phát hiện này gợi ý rằng các khác biệt trong thành phần doanh nghiệp xuất khẩu giữa các đợt phản ánh ở việc lợi ích năng suất đến chủ yếu từ quy mô và năng lực công nghệ nước ngoài/tiêu chuẩn chứ không phải từ áp dụng công nghệ số nền tảng trong đợt này. Đợt 2023 ghi nhận sự tái xuất hiện của kênh số như biến điều tiết chứ không phải khoản phụ trội trực tiếp đồng nhất. Hạ tầng số sau NDTP khiến áp dụng công nghệ số nền tảng tương tác với cường độ xuất khẩu. Tương tác</w:t>
       </w:r>
       <w:r>
         <w:t xml:space="preserve"> </w:t>
@@ -8528,7 +8528,7 @@
         <w:t xml:space="preserve"> </w:t>
       </w:r>
       <w:r>
-        <w:t xml:space="preserve">âm cho thấy kênh có điều kiện này ràng buộc chủ yếu ở cường độ xuất khẩu cao hơn chứ không đồng nhất trên phạm vi cường độ xuất khẩu.</w:t>
+        <w:t xml:space="preserve">âm cho thấy kênh có điều kiện này ràng buộc chủ yếu ở cường độ xuất khẩu cao hơn, chứ không đồng nhất trên phạm vi cường độ xuất khẩu.</w:t>
       </w:r>
     </w:p>
     <w:bookmarkEnd w:id="40"/>
@@ -9041,7 +9041,7 @@
         <w:t xml:space="preserve"> </w:t>
       </w:r>
       <w:r>
-        <w:t xml:space="preserve">mang một tín hiệu liên hợp cận ngưỡng. Tương tác tuyến tính âm nhưng không có ý nghĩa riêng lẻ (</w:t>
+        <w:t xml:space="preserve">mang tín hiệu liên hợp cận ngưỡng. Tương tác tuyến tính âm nhưng không có ý nghĩa riêng lẻ (</w:t>
       </w:r>
       <m:oMath>
         <m:sSup>
@@ -9118,7 +9118,7 @@
         <w:t xml:space="preserve"> </w:t>
       </w:r>
       <w:r>
-        <w:t xml:space="preserve">= -0,448, p = .116), và tương tác bậc hai dương nhưng không có ý nghĩa (</w:t>
+        <w:t xml:space="preserve">= -0,448, p = .116). Tương tác bậc hai dương nhưng không có ý nghĩa (</w:t>
       </w:r>
       <m:oMath>
         <m:sSup>
@@ -9214,7 +9214,7 @@
         <w:t xml:space="preserve"> </w:t>
       </w:r>
       <w:r>
-        <w:t xml:space="preserve">= 0,460, p = .276). Kiểm định Wald liên hợp ở mức cận ý nghĩa (M8 joint p = .083). Tín hiệu gộp này được chi phối chủ yếu bởi đợt 2023: kiểm định điều tiết liên hợp M4 trên DAI không có ý nghĩa trong năm 2009 (p = .825) và 2015 (p = .125), và chỉ đạt mức cận ý nghĩa vào năm 2023 (M4 joint p = .102; M8 joint p = .062). Các ước lượng gộp do đó đánh giá thấp thời điểm của kênh điều tiết DAI: kênh tập trung trong đợt gần đây nhất chứ không phân bổ đồng đều xuyên cửa sổ 2009–2023.</w:t>
+        <w:t xml:space="preserve">= 0,460, p = .276). Kiểm định Wald liên hợp ở mức cận ý nghĩa (M8 joint p = .083). Tín hiệu gộp này được chi phối chủ yếu bởi đợt 2023. Cụ thể, kiểm định điều tiết liên hợp M4 trên DAI không có ý nghĩa trong năm 2009 (p = .825) và 2015 (p = .125), và chỉ đạt mức cận ý nghĩa vào năm 2023 (M4 joint p = .102; M8 joint p = .062). Các ước lượng gộp do đó đánh giá thấp thời điểm của kênh điều tiết DAI: kênh tập trung trong đợt gần đây nhất chứ không phân bổ đồng đều xuyên cửa sổ 2009–2023.</w:t>
       </w:r>
     </w:p>
     <w:p>
@@ -9409,7 +9409,7 @@
         <w:t xml:space="preserve"> </w:t>
       </w:r>
       <w:r>
-        <w:t xml:space="preserve">có thể phân biệt thống kê với không trong ba trong bốn bảng (2009 p = .040, 2023 p = .027, gộp p = .003) và chỉ không có ý nghĩa vào năm 2015 (p = .713). Trong mẫu gộp, tương tác tuyến tính âm (</w:t>
+        <w:t xml:space="preserve">có thể phân biệt thống kê với không trong ba trong bốn bảng (2009 p = .040, 2023 p = .027, gộp p = .003), và chỉ không có ý nghĩa vào năm 2015 (p = .713). Trong mẫu gộp, tương tác tuyến tính âm (</w:t>
       </w:r>
       <m:oMath>
         <m:sSup>
@@ -9582,7 +9582,7 @@
         <w:t xml:space="preserve"> </w:t>
       </w:r>
       <w:r>
-        <w:t xml:space="preserve">= 0,640, p = .031), cho thấy chữ U ngược phẳng lại đối với các doanh nghiệp có năng lực cao chứ không dịch chuyển về mức. Điều này nhất quán với cách đọc năng lực hấp thụ trong đó các doanh nghiệp với trữ lượng năng lực sâu hơn rút lợi ích năng suất trên phạm vi cường độ xuất khẩu rộng hơn so với các đồng nghiệp có năng lực thấp hơn (Cohen and Levinthal, 1990; Lall, 1992).</w:t>
+        <w:t xml:space="preserve">= 0,640, p = .031). Phát hiện này cho thấy chữ U ngược phẳng lại đối với các doanh nghiệp có năng lực cao, chứ không dịch chuyển về mức. Mô thức nhất quán với cách đọc năng lực hấp thụ: các doanh nghiệp với trữ lượng năng lực sâu hơn rút lợi ích năng suất trên phạm vi cường độ xuất khẩu rộng hơn so với các đồng nghiệp có năng lực thấp hơn (Cohen and Levinthal, 1990; Lall, 1992).</w:t>
       </w:r>
     </w:p>
     <w:p>
@@ -9876,7 +9876,7 @@
         <w:pStyle w:val="FirstParagraph"/>
       </w:pPr>
       <w:r>
-        <w:t xml:space="preserve">H1 được ủng hộ có điều kiện. Kiểm định Lind–Mehlum bác bỏ giả thuyết không về tính đơn điệu trong cả ba đợt (2009 p = .006, 2015 p = .009, 2023 p = .013) và trong mẫu gộp (p &lt; .001), và các điểm ngoặt ngụ ý được tập trung chặt chẽ trong khoảng 39,3 % (2015) đến 46,2 % (2009) của cường độ xuất khẩu trực tiếp, với ước lượng gộp tại 39,7 %. Đồng thời, các mô hình chỉ riêng doanh nghiệp xuất khẩu (mục 4.5, Panel H) cho thấy độ cong này yếu đi đáng kể khi biên tham gia được loại trừ. Cách diễn giải phòng thủ nhất do đó là chữ U ngược trong toàn mẫu phản ánh một cấu trúc tham gia-cường độ kết hợp, với độ tương phản liên quan đến năng suất tập trung chủ yếu ở bước chuyển từ không xuất khẩu sang xuất khẩu chứ không phải ở độ cong mạnh trong nhóm doanh nghiệp xuất khẩu đơn lẻ.</w:t>
+        <w:t xml:space="preserve">H1 được ủng hộ có điều kiện. Kiểm định Lind–Mehlum bác bỏ giả thuyết không về tính đơn điệu trong cả ba đợt (2009 p = .006, 2015 p = .009, 2023 p = .013) và trong mẫu gộp (p &lt; .001). Các điểm ngoặt ngụ ý tập trung chặt chẽ trong khoảng 39,3 % (2015) đến 46,2 % (2009) của cường độ xuất khẩu trực tiếp, với ước lượng gộp tại 39,7 %. Đồng thời, các mô hình chỉ riêng doanh nghiệp xuất khẩu (mục 4.5, Panel H) cho thấy độ cong này yếu đi đáng kể khi biên tham gia được loại trừ. Cách diễn giải phòng thủ nhất do đó là: chữ U ngược trong toàn mẫu phản ánh cấu trúc tham gia-cường độ kết hợp, với độ tương phản liên quan đến năng suất tập trung chủ yếu ở bước chuyển từ không xuất khẩu sang xuất khẩu, chứ không phải ở độ cong mạnh trong nhóm doanh nghiệp xuất khẩu đơn lẻ.</w:t>
       </w:r>
     </w:p>
     <w:p>
@@ -9884,7 +9884,7 @@
         <w:pStyle w:val="BodyText"/>
       </w:pPr>
       <w:r>
-        <w:t xml:space="preserve">Ngưỡng gộp 39,7 % của Việt Nam (phạm vi 39,3–46,2 % giữa các đợt) thấp hơn đáng kể so với ngưỡng nhóm phụ sản xuất 47,8 % được báo cáo cho doanh nghiệp tư nhân Trung Quốc bởi Author Citation (2026 — JFAR). Khoảng cách này nhất quán với chi phí giao dịch thể chế ràng buộc sớm hơn trong bối cảnh nền kinh tế mới nổi thu nhập thấp hơn của Việt Nam: các doanh nghiệp xuất khẩu Việt Nam tiếp cận chi phí cam kết quá mức ở mức cường độ xuất khẩu tuyệt đối thấp hơn so với đối tác Trung Quốc, nơi các thể chế thực thi hợp đồng trưởng thành hơn, thị trường nội địa lớn hơn và hạ tầng hỗ trợ xuất khẩu vững chắc hơn cho phép doanh nghiệp duy trì cường độ xuất khẩu cao hơn trước khi lợi suất năng suất giảm dần. Khác biệt ngưỡng giữa các quốc gia do đó cung cấp bằng chứng giữa các bối cảnh trong WBES cho kênh bối cảnh thể chế được nhận diện trong các phân tích tổng hợp về mối quan hệ I–P (Wu, Fan, &amp; Chen, 2022 — MIR; Marano et al., 2016).</w:t>
+        <w:t xml:space="preserve">Ngưỡng gộp 39,7 % của Việt Nam (phạm vi 39,3–46,2 % giữa các đợt) thấp hơn đáng kể so với ngưỡng nhóm phụ sản xuất 47,8 % được báo cáo cho doanh nghiệp tư nhân Trung Quốc bởi Author Citation (2026, JFAR). Khoảng cách này nhất quán với chi phí giao dịch thể chế ràng buộc sớm hơn trong bối cảnh nền kinh tế mới nổi thu nhập thấp hơn của Việt Nam. Cụ thể, các doanh nghiệp xuất khẩu Việt Nam tiếp cận chi phí cam kết quá mức ở mức cường độ xuất khẩu tuyệt đối thấp hơn so với đối tác Trung Quốc. Tại Trung Quốc, các thể chế thực thi hợp đồng trưởng thành hơn, thị trường nội địa lớn hơn và hạ tầng hỗ trợ xuất khẩu vững chắc hơn cho phép doanh nghiệp duy trì cường độ xuất khẩu cao hơn trước khi lợi suất năng suất giảm dần. Khác biệt ngưỡng giữa các quốc gia do đó cung cấp bằng chứng giữa các bối cảnh trong WBES cho kênh bối cảnh thể chế trong các phân tích tổng hợp về mối quan hệ I–P (Wu, Fan, &amp; Chen, 2022, MIR; Marano et al., 2016).</w:t>
       </w:r>
     </w:p>
     <w:p>
@@ -9928,7 +9928,7 @@
         <w:t xml:space="preserve"> </w:t>
       </w:r>
       <w:r>
-        <w:t xml:space="preserve">trong mẫu gộp (β = 0,179, p &lt; .001) và trong cả ba đợt theo từng giai đoạn (2009 p &lt; .001; 2015 p = .010; 2023 p = .006), được củng cố bởi điều tiết TCI có thể phân biệt thống kê trong ba trong bốn bảng (M3 joint p = .040, .713, .027 và .003). H3 được ủng hộ tính trung bình nhưng không đồng nhất giữa các đợt: ước lượng M7 gộp của</w:t>
+        <w:t xml:space="preserve">trong mẫu gộp (β = 0,179, p &lt; .001) và trong cả ba đợt (2009 p &lt; .001; 2015 p = .010; 2023 p = .006). Mối liên hệ này được củng cố bởi điều tiết TCI có thể phân biệt thống kê trong ba trong bốn bảng (M3 joint p = .040, .713, .027 và .003). H3 được ủng hộ tính trung bình nhưng không đồng nhất giữa các đợt. Ước lượng M7 gộp của</w:t>
       </w:r>
       <w:r>
         <w:t xml:space="preserve"> </w:t>
@@ -9964,7 +9964,59 @@
         <w:t xml:space="preserve"> </w:t>
       </w:r>
       <w:r>
-        <w:t xml:space="preserve">dương và có ý nghĩa (β = 0,078, p = .004), nhưng</w:t>
+        <w:t xml:space="preserve">dương và có ý nghĩa (β = 0,078, p = .004), nhưng biến đổi sắc nét giữa các đợt: mạnh năm 2009 (β = 0,175, p &lt; .001), không có ý nghĩa năm 2015 (β = -0,044, p = .377) và tái xuất hiện năm 2023 (β = 0,095, p = .038). Các kiểm định z giữa các đợt theo Paternoster (mục 4.5, Panel F) xác nhận rằng mức giảm 2009 đến 2015 (z = 3,353, p &lt; .001) và sự phục hồi 2015 đến 2023 (z = -2,051, p = .040) đều là các dịch chuyển có thể phân biệt thống kê.</w:t>
+      </w:r>
+    </w:p>
+    <w:p>
+      <w:pPr>
+        <w:pStyle w:val="BodyText"/>
+      </w:pPr>
+      <w:r>
+        <w:t xml:space="preserve">H4 được ủng hộ thăm dò hạn chế. Kiểm định điều tiết liên hợp của DAI không có ý nghĩa trong năm 2009 (M4 p = .825) và 2015 (M4 p = .125). Vào năm 2023, kiểm định đạt mức biên ý nghĩa: tương tác riêng lẻ</w:t>
+      </w:r>
+      <w:r>
+        <w:t xml:space="preserve"> </w:t>
+      </w:r>
+      <m:oMath>
+        <m:sSup>
+          <m:e>
+            <m:r>
+              <m:rPr>
+                <m:sty m:val="p"/>
+              </m:rPr>
+              <m:t>F</m:t>
+            </m:r>
+            <m:r>
+              <m:rPr>
+                <m:sty m:val="p"/>
+              </m:rPr>
+              <m:t>S</m:t>
+            </m:r>
+            <m:r>
+              <m:rPr>
+                <m:sty m:val="p"/>
+              </m:rPr>
+              <m:t>T</m:t>
+            </m:r>
+            <m:r>
+              <m:rPr>
+                <m:sty m:val="p"/>
+              </m:rPr>
+              <m:t>S</m:t>
+            </m:r>
+          </m:e>
+          <m:sup>
+            <m:r>
+              <m:t>c</m:t>
+            </m:r>
+          </m:sup>
+        </m:sSup>
+      </m:oMath>
+      <w:r>
+        <w:t xml:space="preserve"> </w:t>
+      </w:r>
+      <w:r>
+        <w:t xml:space="preserve">×</w:t>
       </w:r>
       <w:r>
         <w:t xml:space="preserve"> </w:t>
@@ -10000,7 +10052,7 @@
         <w:t xml:space="preserve"> </w:t>
       </w:r>
       <w:r>
-        <w:t xml:space="preserve">biến đổi sắc nét giữa các đợt, mạnh năm 2009 (β = 0,175, p &lt; .001), không có ý nghĩa năm 2015 (β = -0,044, p = .377) và tái xuất hiện năm 2023 (β = 0,095, p = .038). Các kiểm định z giữa các đợt theo Paternoster (mục 4.5, Panel F) xác nhận rằng mức giảm 2009 đến 2015 (z = 3,353, p &lt; .001) và sự phục hồi 2015 đến 2023 (z = -2,051, p = .040) đều là các dịch chuyển có thể phân biệt thống kê.</w:t>
+        <w:t xml:space="preserve">= -0,912 (p = .043), kiểm định liên hợp M4 p = .102, M8 p = .062. Kiểm định liên hợp M8 gộp (p = .083) cũng ở mức cận ý nghĩa, được chi phối bởi đợt 2023 chứ không phải bởi điều tiết ổn định xuyên suốt giai đoạn. Kiểm định tương tác chính thức gộp đợt × biến trọng tâm (Panel I) không phát hiện các khác biệt giữa các đợt trong các số hạng điều tiết FSTS × DAI. Bằng chứng do đó được diễn giải như gợi ý về tính có điều kiện đặc trưng theo đợt, chứ không phải xác nhận về một mẫu hình điều tiết ổn định giữa các đợt. Năm 2023 là đợt duy nhất trong đó điều tiết số có thể phát hiện trong mẫu, và phát hiện được xem là mang tính thăm dò.</w:t>
       </w:r>
     </w:p>
     <w:p>
@@ -10008,7 +10060,92 @@
         <w:pStyle w:val="BodyText"/>
       </w:pPr>
       <w:r>
-        <w:t xml:space="preserve">H4 được ủng hộ thăm dò hạn chế. Kiểm định điều tiết liên hợp của DAI không có ý nghĩa trong năm 2009 (M4 p = .825), không có ý nghĩa trong năm 2015 (M4 p = .125) và đạt mức biên ý nghĩa vào năm 2023 với tương tác riêng lẻ</w:t>
+        <w:t xml:space="preserve">Theo Haans, Pieters, và He (2016), nghiên cứu phân biệt hai loại điều tiết cho các mối quan hệ I–P cong. Điều tiết loại I làm phẳng hoặc dốc thêm độ dốc của chữ U ngược (tương tác tuyến tính FSTS × DAI có ý nghĩa trong khi</w:t>
+      </w:r>
+      <w:r>
+        <w:t xml:space="preserve"> </w:t>
+      </w:r>
+      <m:oMath>
+        <m:sSup>
+          <m:e>
+            <m:r>
+              <m:rPr>
+                <m:sty m:val="p"/>
+              </m:rPr>
+              <m:t>F</m:t>
+            </m:r>
+            <m:r>
+              <m:rPr>
+                <m:sty m:val="p"/>
+              </m:rPr>
+              <m:t>S</m:t>
+            </m:r>
+            <m:r>
+              <m:rPr>
+                <m:sty m:val="p"/>
+              </m:rPr>
+              <m:t>T</m:t>
+            </m:r>
+            <m:r>
+              <m:rPr>
+                <m:sty m:val="p"/>
+              </m:rPr>
+              <m:t>S</m:t>
+            </m:r>
+          </m:e>
+          <m:sup>
+            <m:r>
+              <m:t>2</m:t>
+            </m:r>
+          </m:sup>
+        </m:sSup>
+      </m:oMath>
+      <w:r>
+        <w:t xml:space="preserve"> </w:t>
+      </w:r>
+      <w:r>
+        <w:t xml:space="preserve">× DAI thì không). Biến điều tiết loại I dịch chuyển vị trí của điểm ngoặt nhưng giữ lại hình chữ U ngược. Điều tiết loại II lật hình dạng của đường cong (</w:t>
+      </w:r>
+      <m:oMath>
+        <m:sSup>
+          <m:e>
+            <m:r>
+              <m:rPr>
+                <m:sty m:val="p"/>
+              </m:rPr>
+              <m:t>F</m:t>
+            </m:r>
+            <m:r>
+              <m:rPr>
+                <m:sty m:val="p"/>
+              </m:rPr>
+              <m:t>S</m:t>
+            </m:r>
+            <m:r>
+              <m:rPr>
+                <m:sty m:val="p"/>
+              </m:rPr>
+              <m:t>T</m:t>
+            </m:r>
+            <m:r>
+              <m:rPr>
+                <m:sty m:val="p"/>
+              </m:rPr>
+              <m:t>S</m:t>
+            </m:r>
+          </m:e>
+          <m:sup>
+            <m:r>
+              <m:t>2</m:t>
+            </m:r>
+          </m:sup>
+        </m:sSup>
+      </m:oMath>
+      <w:r>
+        <w:t xml:space="preserve"> </w:t>
+      </w:r>
+      <w:r>
+        <w:t xml:space="preserve">× DAI có ý nghĩa): giá trị biến điều tiết cao so với thấp tạo ra các dạng hàm khác biệt về chất. Bằng chứng DAI năm 2023 phù hợp với Loại I. Cụ thể, tương tác tuyến tính có ý nghĩa</w:t>
       </w:r>
       <w:r>
         <w:t xml:space="preserve"> </w:t>
@@ -10088,15 +10225,7 @@
         <w:t xml:space="preserve"> </w:t>
       </w:r>
       <w:r>
-        <w:t xml:space="preserve">= -0,912 (p = .043) và kiểm định liên hợp ở M4 p = .102, M8 p = .062. Kiểm định liên hợp M8 gộp (p = .083) cũng ở mức cận ý nghĩa, được chi phối bởi đợt 2023 chứ không phải bởi một điều tiết ổn định xuyên suốt giai đoạn. Kiểm định tương tác chính thức gộp đợt × biến trọng tâm (Panel I) không phát hiện các khác biệt giữa các đợt trong các số hạng điều tiết FSTS × DAI. Chúng tôi do đó diễn giải bằng chứng như gợi ý về tính có điều kiện đặc trưng theo đợt chứ không phải xác nhận về một mẫu hình điều tiết ổn định giữa các đợt: 2023 là đợt duy nhất trong đó điều tiết số có thể phát hiện trong mẫu, và phát hiện được xem là mang tính thăm dò.</w:t>
-      </w:r>
-    </w:p>
-    <w:p>
-      <w:pPr>
-        <w:pStyle w:val="BodyText"/>
-      </w:pPr>
-      <w:r>
-        <w:t xml:space="preserve">Theo Haans, Pieters, và He (2016), chúng tôi phân biệt hai loại điều tiết cho các mối quan hệ I–P cong. Điều tiết loại I làm phẳng hoặc dốc thêm một độ dốc của chữ U ngược (tức là tương tác tuyến tính FSTS × DAI có ý nghĩa trong khi</w:t>
+        <w:t xml:space="preserve">= −0,912 (p = .043) cho thấy áp dụng công nghệ số làm suy yếu độ dốc dương ở cường độ xuất khẩu thấp, kéo điểm ngoặt vào trong. Trong khi đó, tương tác</w:t>
       </w:r>
       <w:r>
         <w:t xml:space="preserve"> </w:t>
@@ -10140,175 +10269,7 @@
         <w:t xml:space="preserve"> </w:t>
       </w:r>
       <w:r>
-        <w:t xml:space="preserve">× DAI thì không): biến điều tiết dịch chuyển vị trí của điểm ngoặt nhưng giữ lại hình chữ U ngược. Điều tiết loại II lật hình dạng của đường cong (tức là</w:t>
-      </w:r>
-      <w:r>
-        <w:t xml:space="preserve"> </w:t>
-      </w:r>
-      <m:oMath>
-        <m:sSup>
-          <m:e>
-            <m:r>
-              <m:rPr>
-                <m:sty m:val="p"/>
-              </m:rPr>
-              <m:t>F</m:t>
-            </m:r>
-            <m:r>
-              <m:rPr>
-                <m:sty m:val="p"/>
-              </m:rPr>
-              <m:t>S</m:t>
-            </m:r>
-            <m:r>
-              <m:rPr>
-                <m:sty m:val="p"/>
-              </m:rPr>
-              <m:t>T</m:t>
-            </m:r>
-            <m:r>
-              <m:rPr>
-                <m:sty m:val="p"/>
-              </m:rPr>
-              <m:t>S</m:t>
-            </m:r>
-          </m:e>
-          <m:sup>
-            <m:r>
-              <m:t>2</m:t>
-            </m:r>
-          </m:sup>
-        </m:sSup>
-      </m:oMath>
-      <w:r>
-        <w:t xml:space="preserve"> </w:t>
-      </w:r>
-      <w:r>
-        <w:t xml:space="preserve">× DAI có ý nghĩa): giá trị biến điều tiết cao so với thấp tạo ra các dạng hàm khác biệt về chất. Bằng chứng DAI năm 2023 phù hợp với Loại I: tương tác tuyến tính có ý nghĩa</w:t>
-      </w:r>
-      <w:r>
-        <w:t xml:space="preserve"> </w:t>
-      </w:r>
-      <m:oMath>
-        <m:sSup>
-          <m:e>
-            <m:r>
-              <m:rPr>
-                <m:sty m:val="p"/>
-              </m:rPr>
-              <m:t>F</m:t>
-            </m:r>
-            <m:r>
-              <m:rPr>
-                <m:sty m:val="p"/>
-              </m:rPr>
-              <m:t>S</m:t>
-            </m:r>
-            <m:r>
-              <m:rPr>
-                <m:sty m:val="p"/>
-              </m:rPr>
-              <m:t>T</m:t>
-            </m:r>
-            <m:r>
-              <m:rPr>
-                <m:sty m:val="p"/>
-              </m:rPr>
-              <m:t>S</m:t>
-            </m:r>
-          </m:e>
-          <m:sup>
-            <m:r>
-              <m:t>c</m:t>
-            </m:r>
-          </m:sup>
-        </m:sSup>
-      </m:oMath>
-      <w:r>
-        <w:t xml:space="preserve"> </w:t>
-      </w:r>
-      <w:r>
-        <w:t xml:space="preserve">×</w:t>
-      </w:r>
-      <w:r>
-        <w:t xml:space="preserve"> </w:t>
-      </w:r>
-      <m:oMath>
-        <m:acc>
-          <m:accPr>
-            <m:chr m:val="̃"/>
-          </m:accPr>
-          <m:e>
-            <m:r>
-              <m:rPr>
-                <m:sty m:val="p"/>
-              </m:rPr>
-              <m:t>D</m:t>
-            </m:r>
-            <m:r>
-              <m:rPr>
-                <m:sty m:val="p"/>
-              </m:rPr>
-              <m:t>A</m:t>
-            </m:r>
-            <m:r>
-              <m:rPr>
-                <m:sty m:val="p"/>
-              </m:rPr>
-              <m:t>I</m:t>
-            </m:r>
-          </m:e>
-        </m:acc>
-      </m:oMath>
-      <w:r>
-        <w:t xml:space="preserve"> </w:t>
-      </w:r>
-      <w:r>
-        <w:t xml:space="preserve">= −0,912 (p = .043) cho thấy áp dụng công nghệ số làm suy yếu độ dốc dương ở cường độ xuất khẩu thấp, kéo điểm ngoặt vào trong, trong khi tương tác</w:t>
-      </w:r>
-      <w:r>
-        <w:t xml:space="preserve"> </w:t>
-      </w:r>
-      <m:oMath>
-        <m:sSup>
-          <m:e>
-            <m:r>
-              <m:rPr>
-                <m:sty m:val="p"/>
-              </m:rPr>
-              <m:t>F</m:t>
-            </m:r>
-            <m:r>
-              <m:rPr>
-                <m:sty m:val="p"/>
-              </m:rPr>
-              <m:t>S</m:t>
-            </m:r>
-            <m:r>
-              <m:rPr>
-                <m:sty m:val="p"/>
-              </m:rPr>
-              <m:t>T</m:t>
-            </m:r>
-            <m:r>
-              <m:rPr>
-                <m:sty m:val="p"/>
-              </m:rPr>
-              <m:t>S</m:t>
-            </m:r>
-          </m:e>
-          <m:sup>
-            <m:r>
-              <m:t>2</m:t>
-            </m:r>
-          </m:sup>
-        </m:sSup>
-      </m:oMath>
-      <w:r>
-        <w:t xml:space="preserve"> </w:t>
-      </w:r>
-      <w:r>
-        <w:t xml:space="preserve">× DAI vẫn không có ý nghĩa, xác nhận rằng hình chữ U ngược được giữ lại. Điều tiết Loại II, năng lực số đảo ngược độ cong cho các doanh nghiệp áp dụng cao, không được ủng hộ trong mẫu Việt Nam.</w:t>
+        <w:t xml:space="preserve">× DAI vẫn không có ý nghĩa, xác nhận rằng hình chữ U ngược được giữ lại. Điều tiết Loại II (năng lực số đảo ngược độ cong cho các doanh nghiệp áp dụng cao) không được ủng hộ trong mẫu Việt Nam.</w:t>
       </w:r>
     </w:p>
     <w:p>
@@ -10463,7 +10424,7 @@
         <w:pStyle w:val="FirstParagraph"/>
       </w:pPr>
       <w:r>
-        <w:t xml:space="preserve">Trước khi đọc bảng tiếp theo, chúng tôi neo người đọc trong cấu trúc hai biên được giới thiệu ở mục 2.1. Chữ U ngược trong toàn mẫu cung cấp thông tin về mẫu hình tham gia-cường độ kết hợp, nhưng độ cong của nó được nhận diện chủ yếu thông qua biên tham gia: chỉ ~1,0 % doanh nghiệp gộp nằm trong ±5 điểm phần trăm của các điểm ngoặt đặc trưng theo đợt (xem kiểm tra mật độ trong mục 4.5), và phần lớn khối lượng nằm ở FSTS = 0. Khi chúng tôi tái ước lượng M2 / M7 / M8 trên nhóm phụ chỉ doanh nghiệp xuất khẩu (FSTS &gt; 0; gộp N = 669, mục 4.5 Panel H), số hạng tuyến tính</w:t>
+        <w:t xml:space="preserve">Trước khi đọc bảng tiếp theo, người đọc cần được neo trong cấu trúc hai biên ở mục 2.1. Chữ U ngược trong toàn mẫu cung cấp thông tin về mẫu hình tham gia-cường độ kết hợp, nhưng độ cong của nó được nhận diện chủ yếu thông qua biên tham gia. Cụ thể, chỉ khoảng 1,0 % doanh nghiệp gộp nằm trong ±5 điểm phần trăm của các điểm ngoặt đặc trưng theo đợt (xem kiểm tra mật độ trong mục 4.5), và phần lớn khối lượng nằm ở FSTS = 0. Khi M2/M7/M8 được tái ước lượng trên nhóm phụ chỉ doanh nghiệp xuất khẩu (FSTS &gt; 0; gộp N = 669, mục 4.5 Panel H), số hạng tuyến tính</w:t>
       </w:r>
       <w:r>
         <w:t xml:space="preserve"> </w:t>
@@ -10567,7 +10528,7 @@
         <w:t xml:space="preserve"> </w:t>
       </w:r>
       <w:r>
-        <w:t xml:space="preserve">β = -0,200, p = .660, M8 joint p = .462). H1a (biên tham gia) do đó là biên liên quan đến năng suất chủ đạo trong bộ dữ liệu này; độ cong cường độ trong nhóm doanh nghiệp xuất khẩu mà H1b tuyên bố yếu đi khi biên tham gia được loại trừ. Chúng tôi giữ lại chữ U ngược trong toàn mẫu như tính đều đặn thực nghiệm tiêu điểm, nhưng diễn giải nó rõ ràng qua lăng kính cơ chế kép: phần lớn chênh lệch năng suất nằm giữa doanh nghiệp không xuất khẩu và doanh nghiệp xuất khẩu, với độ cong bổ sung hạn chế trong nhóm doanh nghiệp xuất khẩu. Bảng 1 do đó đọc như một mô tả về mẫu hình tham gia × cường độ kết hợp chứ không phải như một tuyên bố cấu trúc về độ cong cường độ trong nhóm doanh nghiệp xuất khẩu.</w:t>
+        <w:t xml:space="preserve">β = -0,200, p = .660, M8 joint p = .462). H1a (biên tham gia) do đó là biên liên quan đến năng suất chủ đạo trong bộ dữ liệu này. Độ cong cường độ trong nhóm doanh nghiệp xuất khẩu mà H1b tuyên bố yếu đi khi biên tham gia được loại trừ. Chữ U ngược trong toàn mẫu được giữ lại như tính đều đặn thực nghiệm tiêu điểm, nhưng được diễn giải rõ ràng qua lăng kính cơ chế kép: phần lớn chênh lệch năng suất nằm giữa doanh nghiệp không xuất khẩu và doanh nghiệp xuất khẩu, với độ cong bổ sung hạn chế trong nhóm doanh nghiệp xuất khẩu. Bảng 1 do đó đọc như mô tả về mẫu hình tham gia × cường độ kết hợp, chứ không phải tuyên bố cấu trúc về độ cong cường độ trong nhóm doanh nghiệp xuất khẩu.</w:t>
       </w:r>
     </w:p>
     <w:p>
@@ -10611,7 +10572,7 @@
         <w:t xml:space="preserve"> </w:t>
       </w:r>
       <w:r>
-        <w:t xml:space="preserve">Để kiểm tra liệu các kênh số và năng lực có vận hành đồng nhất qua thành phần ngành rộng của nhóm doanh nghiệp xuất khẩu Việt Nam hay không, chúng tôi tái ước lượng các đặc tả M2 / M7 / M8 gộp riêng cho doanh nghiệp sản xuất (sector1 ∈ {1, 2, 3} — ISIC 15–37, N = 1.854) và doanh nghiệp phi sản xuất (tiện ích, xây dựng, bán buôn và bán lẻ, vận tải, tài chính và các dịch vụ khác; sector1 ∈ {4, 5, 6, 7}; N = 1.104).</w:t>
+        <w:t xml:space="preserve">Để kiểm tra liệu các kênh số và năng lực có vận hành đồng nhất qua thành phần ngành rộng của nhóm doanh nghiệp xuất khẩu Việt Nam hay không, nghiên cứu tái ước lượng các đặc tả M2/M7/M8 gộp riêng cho doanh nghiệp sản xuất (sector1 ∈ {1, 2, 3}, ISIC 15–37, N = 1.854) và doanh nghiệp phi sản xuất (tiện ích, xây dựng, bán buôn và bán lẻ, vận tải, tài chính và các dịch vụ khác; sector1 ∈ {4, 5, 6, 7}; N = 1.104).</w:t>
       </w:r>
     </w:p>
     <w:p>
@@ -10915,7 +10876,7 @@
         <w:t xml:space="preserve"> </w:t>
       </w:r>
       <w:r>
-        <w:t xml:space="preserve">dương (β = 0,087, p = .009), trong khi doanh nghiệp phi sản xuất chỉ cho thấy tác động</w:t>
+        <w:t xml:space="preserve">dương (β = 0,087, p = .009). Trong khi đó, doanh nghiệp phi sản xuất chỉ cho thấy tác động</w:t>
       </w:r>
       <w:r>
         <w:t xml:space="preserve"> </w:t>
@@ -11067,7 +11028,7 @@
         <w:t xml:space="preserve"> </w:t>
       </w:r>
       <w:r>
-        <w:t xml:space="preserve">= -0,543, p = .079) và không có ý nghĩa đồng đều ở phi sản xuất (M8 joint p = .280). Điều tiết TCI, ngược lại, có thể phân biệt thống kê với không trong cả hai nhóm phụ (M3 joint p = .011 ở sản xuất và p = .007 ở phi sản xuất), cho thấy tác động làm phẳng độ cong của năng lực hoạt động rộng rãi trong khi kênh số vẫn đặc thù cho cơ sở doanh nghiệp xuất khẩu sản xuất. Về mặt thực chất, mẫu hình này nhất quán với quan điểm rằng áp dụng công nghệ số cơ bản tương tác với các yêu cầu phối hợp sản xuất xuyên biên giới mạnh hơn ở các ngành hàng hoá có thể giao dịch so với các ngành định hướng dịch vụ hoặc định hướng nội địa của nền kinh tế Việt Nam.</w:t>
+        <w:t xml:space="preserve">= -0,543, p = .079) và không có ý nghĩa đồng đều ở phi sản xuất (M8 joint p = .280). Ngược lại, điều tiết TCI có thể phân biệt thống kê với không trong cả hai nhóm phụ (M3 joint p = .011 ở sản xuất và p = .007 ở phi sản xuất). Kết quả cho thấy tác động làm phẳng độ cong của năng lực hoạt động rộng rãi, trong khi kênh số vẫn đặc thù cho cơ sở doanh nghiệp xuất khẩu sản xuất. Về mặt thực chất, mẫu hình này nhất quán với quan điểm rằng áp dụng công nghệ số cơ bản tương tác với các yêu cầu phối hợp sản xuất xuyên biên giới mạnh hơn ở các ngành hàng hoá có thể giao dịch, so với các ngành định hướng dịch vụ hoặc định hướng nội địa của nền kinh tế Việt Nam.</w:t>
       </w:r>
     </w:p>
     <w:p>
@@ -11085,7 +11046,7 @@
         <w:t xml:space="preserve"> </w:t>
       </w:r>
       <w:r>
-        <w:t xml:space="preserve">Vì tỉ lệ doanh nghiệp xuất khẩu là 28,4 %, 20,7 % và 18,8 % qua các đợt, chữ U ngược khớp trên toàn mẫu được nhận diện một phần bởi biên tham gia giữa FSTS = 0 và FSTS &gt; 0. Chúng tôi tái khớp M2 / M7 / M8 trên nhóm phụ chỉ doanh nghiệp xuất khẩu (N ≈ 281 năm 2009, 198 năm 2015, 190 năm 2023, và 669 gộp). Đặc tả chỉ riêng doanh nghiệp xuất khẩu gộp cho ra số hạng tuyến tính</w:t>
+        <w:t xml:space="preserve">Tỉ lệ doanh nghiệp xuất khẩu là 28,4 %, 20,7 % và 18,8 % qua các đợt. Vì vậy, chữ U ngược khớp trên toàn mẫu được nhận diện một phần bởi biên tham gia giữa FSTS = 0 và FSTS &gt; 0. Nghiên cứu tái khớp M2/M7/M8 trên nhóm phụ chỉ doanh nghiệp xuất khẩu (N ≈ 281 năm 2009, 198 năm 2015, 190 năm 2023, và 669 gộp). Đặc tả chỉ riêng doanh nghiệp xuất khẩu gộp cho số hạng tuyến tính</w:t>
       </w:r>
       <w:r>
         <w:t xml:space="preserve"> </w:t>
@@ -11189,7 +11150,7 @@
         <w:t xml:space="preserve"> </w:t>
       </w:r>
       <w:r>
-        <w:t xml:space="preserve">β = -0,200, p = .660), và kiểm định M8 liên hợp của khối độ cong cộng điều tiết không có ý nghĩa (joint F p = .462). Các ước lượng chỉ riêng doanh nghiệp xuất khẩu theo từng đợt cũng nhiễu hơn và yếu hơn riêng lẻ so với các đối tác toàn mẫu.</w:t>
+        <w:t xml:space="preserve">β = -0,200, p = .660). Kiểm định M8 liên hợp của khối độ cong cộng điều tiết không có ý nghĩa (joint F p = .462). Các ước lượng chỉ riêng doanh nghiệp xuất khẩu theo từng đợt cũng nhiễu hơn và yếu hơn riêng lẻ so với các đối tác toàn mẫu.</w:t>
       </w:r>
     </w:p>
     <w:p>
@@ -11197,7 +11158,7 @@
         <w:pStyle w:val="BodyText"/>
       </w:pPr>
       <w:r>
-        <w:t xml:space="preserve">Chúng tôi đọc điều này như chứng minh rằng chữ U ngược được ghi nhận trong đặc tả chính được nhận diện có ý nghĩa bởi biên tham gia chứ không phải hoàn toàn bởi biến thiên cường độ trong nhóm doanh nghiệp xuất khẩu; điều này nhất quán với bằng chứng mô tả ở mục 3.1 rằng cường độ xuất khẩu trực tiếp là biến lạm phát ở mức không trong dữ liệu WBES Việt Nam, với khối lượng hạn chế giữa biên tham gia và điểm ngoặt ngụ ý. Tuyên bố H1 thực chất do đó được đọc tốt nhất như một mối liên hệ không đơn điệu giữa tham gia-và-cường độ trong xuất khẩu và năng suất, chứ không phải như một tuyên bố chặt chẽ về độ cong cường độ trong nhóm doanh nghiệp xuất khẩu.</w:t>
+        <w:t xml:space="preserve">Nghiên cứu đọc kết quả này như chứng minh rằng chữ U ngược trong đặc tả chính được nhận diện có ý nghĩa bởi biên tham gia, chứ không hoàn toàn bởi biến thiên cường độ trong nhóm doanh nghiệp xuất khẩu. Phát hiện nhất quán với bằng chứng mô tả ở mục 3.1: cường độ xuất khẩu trực tiếp là biến lạm phát ở mức không trong dữ liệu WBES Việt Nam, với khối lượng hạn chế giữa biên tham gia và điểm ngoặt ngụ ý. Tuyên bố H1 thực chất do đó được đọc tốt nhất như mối liên hệ không đơn điệu giữa tham gia-và-cường độ trong xuất khẩu và năng suất, chứ không phải như tuyên bố chặt chẽ về độ cong cường độ trong nhóm doanh nghiệp xuất khẩu.</w:t>
       </w:r>
     </w:p>
     <w:p>
@@ -11215,7 +11176,7 @@
         <w:t xml:space="preserve"> </w:t>
       </w:r>
       <w:r>
-        <w:t xml:space="preserve">Để kiểm định chính thức liệu các mẫu hình độ cong và điều tiết theo từng đợt có thể tách biệt thống kê với các ước lượng gộp hay không, chúng tôi tái ước lượng M8 gộp với một tập tương tác đợt bão hoà trên các số hạng trọng tâm (</w:t>
+        <w:t xml:space="preserve">Để kiểm định chính thức liệu các mẫu hình độ cong và điều tiết theo từng đợt có thể tách biệt thống kê với các ước lượng gộp hay không, nghiên cứu tái ước lượng M8 gộp với tập tương tác đợt bão hoà trên các số hạng trọng tâm (</w:t>
       </w:r>
       <m:oMath>
         <m:sSup>
@@ -11427,7 +11388,7 @@
         <w:t xml:space="preserve"> </w:t>
       </w:r>
       <w:r>
-        <w:t xml:space="preserve">× đợt là có thể phân biệt thống kê với mức trung bình gộp (joint p = .016); các khác biệt tác động trực tiếp giữa các đợt của</w:t>
+        <w:t xml:space="preserve">× đợt là có thể phân biệt thống kê với mức trung bình gộp (joint p = .016). Các khác biệt tác động trực tiếp giữa các đợt của</w:t>
       </w:r>
       <w:r>
         <w:t xml:space="preserve"> </w:t>
@@ -11567,7 +11528,7 @@
         <w:t xml:space="preserve"> </w:t>
       </w:r>
       <w:r>
-        <w:t xml:space="preserve">không thể tách biệt thống kê (tất cả joint p &gt; .25), và các khác biệt giữa các đợt của</w:t>
+        <w:t xml:space="preserve">không thể tách biệt thống kê (tất cả joint p &gt; .25). Các khác biệt giữa các đợt của</w:t>
       </w:r>
       <w:r>
         <w:t xml:space="preserve"> </w:t>
@@ -11746,7 +11707,7 @@
         <w:t xml:space="preserve"> </w:t>
       </w:r>
       <w:r>
-        <w:t xml:space="preserve">cũng không thể tách biệt (joint p &gt; .55). Kiểm định chính thức này xác nhận kết quả Paternoster mô tả: chỉ các dịch chuyển trực tiếp DAI là có thể phân biệt giữa các đợt, trong khi các tham số độ cong và các số hạng điều tiết FSTS × DAI chia sẻ một độ lớn gộp chung giữa các đợt.</w:t>
+        <w:t xml:space="preserve">cũng không thể tách biệt (joint p &gt; .55). Kiểm định chính thức này xác nhận kết quả Paternoster mô tả: chỉ các dịch chuyển trực tiếp DAI là có thể phân biệt giữa các đợt, trong khi các tham số độ cong và các số hạng điều tiết FSTS × DAI chia sẻ độ lớn gộp chung giữa các đợt.</w:t>
       </w:r>
     </w:p>
     <w:p>
@@ -25186,7 +25147,7 @@
         <w:t xml:space="preserve"> </w:t>
       </w:r>
       <w:r>
-        <w:t xml:space="preserve">vào năm 2023, nơi tính liên quan đến năng suất của DAI suy giảm ở cường độ xuất khẩu cao hơn, nhất quán với biên Tầng 1 của khái niệm: một website đơn lẻ không thể quản lý mật độ giao dịch của các hoạt động cường độ xuất khẩu cao mà không có hỗ trợ thanh toán điện tử và tích hợp quy trình. Điều này tương phản với các bối cảnh nơi cùng khái niệm bao gồm các chỉ báo kích hoạt giao dịch Tầng 2, nơi cường độ xuất khẩu cao hơn có thể thay vào đó khuếch đại lợi nhuận năng suất từ áp dụng công nghệ số.</w:t>
+        <w:t xml:space="preserve">vào năm 2023 (nơi tính liên quan đến năng suất của DAI suy giảm ở cường độ xuất khẩu cao hơn) nhất quán với biên Tầng 1 của khái niệm. Cụ thể, website đơn lẻ không thể quản lý mật độ giao dịch của các hoạt động cường độ xuất khẩu cao mà không có hỗ trợ thanh toán điện tử và tích hợp quy trình. Mẫu hình này tương phản với các bối cảnh nơi cùng khái niệm bao gồm các chỉ báo kích hoạt giao dịch Tầng 2: ở đó, cường độ xuất khẩu cao hơn có thể khuếch đại lợi nhuận năng suất từ áp dụng công nghệ số.</w:t>
       </w:r>
     </w:p>
     <w:p>
@@ -25314,7 +25275,7 @@
         <w:t xml:space="preserve"> </w:t>
       </w:r>
       <w:r>
-        <w:t xml:space="preserve">được báo cáo trong mục 4.5 Panel B củng cố cách diễn giải khái niệm thay vì làm suy yếu nó. Mặc dù</w:t>
+        <w:t xml:space="preserve">ở mục 4.5 Panel B củng cố cách diễn giải khái niệm thay vì làm suy yếu nó.</w:t>
       </w:r>
       <w:r>
         <w:t xml:space="preserve"> </w:t>
@@ -25350,7 +25311,7 @@
         <w:t xml:space="preserve"> </w:t>
       </w:r>
       <w:r>
-        <w:t xml:space="preserve">chính neo vào c22b (hiện diện website) đến năm 2023 gần với một chỉ báo cơ sở Tầng 1, phần mở rộng</w:t>
+        <w:t xml:space="preserve">chính neo vào c22b (hiện diện website), đến năm 2023 gần với chỉ báo cơ sở Tầng 1. Phần mở rộng</w:t>
       </w:r>
       <w:r>
         <w:t xml:space="preserve"> </w:t>
@@ -25392,7 +25353,7 @@
         <w:t xml:space="preserve"> </w:t>
       </w:r>
       <w:r>
-        <w:t xml:space="preserve">chỉ có vào năm 2023, kết hợp c22b với tỉ trọng thanh toán điện tử (k33, k38), tạo ra một mẫu hình điều tiết theo cùng hướng và có ý nghĩa cận ngưỡng tương tự (</w:t>
+        <w:t xml:space="preserve">chỉ có vào năm 2023, kết hợp c22b với tỉ trọng thanh toán điện tử (k33, k38). Phần mở rộng này tạo ra mẫu hình điều tiết theo cùng hướng và có ý nghĩa cận ngưỡng tương tự (</w:t>
       </w:r>
       <m:oMath>
         <m:sSup>
@@ -25433,7 +25394,7 @@
         <w:t xml:space="preserve"> </w:t>
       </w:r>
       <w:r>
-        <w:t xml:space="preserve">× DAI_rich_cont_z = -0,93, M8 joint p = .099). Dù áp dụng công nghệ số được đo bằng chỉ báo website Tầng 1 mỏng hay bằng các chỉ báo giao dịch Tầng 2 / 3 sâu hơn, mẫu hình điều tiết năm 2023 đi theo cùng hướng. Bằng chứng cùng hướng này bảo vệ chống lại cách đọc tính lỗi thời của biến đại diện cho mẫu hình DAI một cách riêng lẻ: ngay cả dưới một thước đo phong phú hơn khó bị bác bỏ như một dấu hiệu thường lệ, điều tiết trong năm 2023 vẫn nhất quán với phát hiện chính.</w:t>
+        <w:t xml:space="preserve">× DAI_rich_cont_z = -0,93, M8 joint p = .099). Dù áp dụng công nghệ số được đo bằng chỉ báo website Tầng 1 mỏng hay bằng các chỉ báo giao dịch Tầng 2/3 sâu hơn, mẫu hình điều tiết năm 2023 đi theo cùng hướng. Bằng chứng cùng hướng này bảo vệ chống lại cách đọc tính lỗi thời của biến đại diện cho mẫu hình DAI một cách riêng lẻ. Ngay cả dưới thước đo phong phú hơn (khó bị bác bỏ như dấu hiệu thường lệ), điều tiết trong năm 2023 vẫn nhất quán với phát hiện chính.</w:t>
       </w:r>
     </w:p>
     <w:p>
@@ -25533,7 +25494,7 @@
         <w:pStyle w:val="FirstParagraph"/>
       </w:pPr>
       <w:r>
-        <w:t xml:space="preserve">Trước khi viện dẫn câu chuyện hạ tầng vĩ mô, cần neo kết quả không có ý nghĩa năm 2015 vào cấu trúc vi mô của bản thân mẫu. Như báo cáo trong Bảng 1, tỉ lệ doanh nghiệp xuất khẩu giảm từ 28,4 % năm 2009 xuống 20,7 % năm 2015, một sự rút lui có chọn lọc để lại một nhóm tồn tại tập trung không cân đối ở các hoạt động lắp ráp thâm dụng lao động và phụ thuộc OEM. Đối với một nhà thầu phụ dệt may hoặc điện tử đang chờ đơn hàng từ một nguyên đơn nước ngoài, một website doanh nghiệp cơ bản vận hành như một tờ bướm số chứ không phải một công cụ phối hợp nâng cao năng suất: nó phát tín hiệu hiện diện nhưng không tối ưu hoá dòng chuỗi cung ứng, không kích hoạt tích hợp dữ liệu ở cấp giao dịch, hay thay thế các giao diện số do người mua thượng nguồn kiểm soát. Cơ chế thành phần nhóm này, không chỉ khoảng cách hạ tầng vĩ mô, giúp giải thích vì sao hệ số DAI dựa trên website nén về không vào năm 2015 ngay cả khi độ cong chữ U ngược vẫn còn ý nghĩa thống kê. Kênh tính lỗi thời của biến đại diện củng cố cách đọc này: đến năm 2015, sở hữu website đã lan toả đủ để chỉ báo c22b không còn có thể tách biệt các doanh nghiệp xuất khẩu có năng lực số khỏi sự hiện diện web thường lệ, làm suy giảm thêm mối liên hệ đo lường được với năng suất. Chúng tôi do đó xem các chỉ báo vĩ mô dưới đây như bối cảnh thể chế khiến cách đọc theo từng đợt trở nên khả tín, chứ không phải như biến thiên nhận diện.</w:t>
+        <w:t xml:space="preserve">Trước khi viện dẫn câu chuyện hạ tầng vĩ mô, cần neo kết quả không có ý nghĩa năm 2015 vào cấu trúc vi mô của bản thân mẫu. Như báo cáo trong Bảng 1, tỉ lệ doanh nghiệp xuất khẩu giảm từ 28,4 % năm 2009 xuống 20,7 % năm 2015. Đây là sự rút lui có chọn lọc, để lại nhóm tồn tại tập trung không cân đối ở các hoạt động lắp ráp thâm dụng lao động và phụ thuộc OEM. Đối với nhà thầu phụ dệt may hoặc điện tử đang chờ đơn hàng từ nguyên đơn nước ngoài, website doanh nghiệp cơ bản vận hành như tờ bướm số chứ không phải công cụ phối hợp nâng cao năng suất. Nó phát tín hiệu hiện diện nhưng không tối ưu hoá dòng chuỗi cung ứng, không kích hoạt tích hợp dữ liệu ở cấp giao dịch, hay thay thế các giao diện số do người mua thượng nguồn kiểm soát. Cơ chế thành phần nhóm này (không chỉ khoảng cách hạ tầng vĩ mô) giúp giải thích vì sao hệ số DAI dựa trên website nén về không vào năm 2015, ngay cả khi độ cong chữ U ngược vẫn còn ý nghĩa thống kê. Kênh tính lỗi thời của biến đại diện củng cố cách đọc này. Đến năm 2015, sở hữu website đã lan toả đủ để chỉ báo c22b không còn có thể tách biệt các doanh nghiệp xuất khẩu có năng lực số khỏi sự hiện diện web thường lệ, làm suy giảm thêm mối liên hệ đo lường được với năng suất. Do đó, các chỉ báo vĩ mô dưới đây được xem như bối cảnh thể chế khiến cách đọc theo từng đợt trở nên khả tín, chứ không phải như biến thiên nhận diện.</w:t>
       </w:r>
     </w:p>
     <w:p>
@@ -25549,7 +25510,7 @@
         <w:pStyle w:val="BodyText"/>
       </w:pPr>
       <w:r>
-        <w:t xml:space="preserve">Năm 2009, sở hữu một website doanh nghiệp là một giao diện thị trường tương đối khác biệt phát tín hiệu về tính hợp pháp số cơ bản trong giao dịch quốc tế; đến năm 2023, một website gần với một dấu hiệu thường lệ của hiện diện số cơ bản được chia sẻ giữa các doanh nghiệp xuất khẩu và không xuất khẩu. Dưới cách đọc này, sự suy giảm mối liên hệ trực tiếp DAI giữa các đợt phần nào phản ánh nội dung thông tin co lại của c22b chứ không phải một thay đổi cấu trúc trong mức sinh lời năng suất đối với áp dụng công nghệ số nền tảng. Chúng tôi không xem tính lỗi thời của biến đại diện và phụ thuộc giai đoạn là loại trừ lẫn nhau: cả hai có thể đang vận hành đồng thời. Chúng tôi nhấn mạnh cách đọc tính lỗi thời của biến đại diện vì nó không thể kiểm định trong công cụ WBES có thể so sánh giữa các đợt và công trình tương lai sử dụng các đợt với các chỉ báo số Tầng 2–3 phong phú hơn sẽ cần để tách rời hai kênh.</w:t>
+        <w:t xml:space="preserve">Năm 2009, sở hữu website doanh nghiệp là giao diện thị trường tương đối khác biệt, phát tín hiệu về tính hợp pháp số cơ bản trong giao dịch quốc tế. Đến năm 2023, website gần với dấu hiệu thường lệ của hiện diện số cơ bản, được chia sẻ giữa các doanh nghiệp xuất khẩu và không xuất khẩu. Dưới cách đọc này, sự suy giảm mối liên hệ trực tiếp DAI giữa các đợt phần nào phản ánh nội dung thông tin co lại của c22b, chứ không phải thay đổi cấu trúc trong mức sinh lời năng suất đối với áp dụng công nghệ số nền tảng. Nghiên cứu không xem tính lỗi thời của biến đại diện và phụ thuộc giai đoạn là loại trừ lẫn nhau: cả hai có thể đang vận hành đồng thời. Nghiên cứu nhấn mạnh cách đọc tính lỗi thời của biến đại diện vì nó không thể kiểm định trong công cụ WBES có thể so sánh giữa các đợt. Công trình tương lai sử dụng các đợt với các chỉ báo số Tầng 2–3 phong phú hơn sẽ cần thiết để tách rời hai kênh.</w:t>
       </w:r>
     </w:p>
     <w:p>
@@ -25557,7 +25518,7 @@
         <w:pStyle w:val="BodyText"/>
       </w:pPr>
       <w:r>
-        <w:t xml:space="preserve">Mẫu hình 2015 được diễn giải tốt nhất không phải như một bất thường, mà như một sự nén đặc trưng theo đợt của kênh áp dụng công nghệ số nền tảng dưới điều kiện hạ tầng chuyển đổi. Nó cho thấy ngay cả khi cấu trúc I–P phi tuyến trở nên rõ ràng hơn, mức sinh lời trực tiếp từ hiện diện số dựa trên website có thể nén về không. Cách đọc này khả tín về mặt thể chế, nhưng không nên được xem như một giải thích chính thức được nhận diện về mẫu hình hệ số. Doanh nghiệp có thể đi qua một giai đoạn chuyển đổi trong đó mở rộng xuất khẩu vẫn quan trọng nhưng đóng góp năng suất của áp dụng công nghệ số cơ bản trở nên khó nhận thấy hoặc phát hiện trong mẫu hơn. Chúng tôi đối xử thẳng thắn với sự nén năm 2015 như một mối liên hệ đặc trưng theo đợt nhất quán với phụ thuộc giai đoạn chứ không phải như một dịch chuyển cấu trúc được nhận diện đầy đủ giữa các đợt. Như báo cáo trong mục 4.5 Panel I, kiểm định tương tác chính thức gộp đợt × biến trọng tâm chỉ phát hiện các dịch chuyển trực tiếp DAI là có thể phân biệt giữa các đợt; các khác biệt độ cong FSTS và điều tiết FSTS × DAI giữa các đợt không thể tách biệt thống kê.</w:t>
+        <w:t xml:space="preserve">Mẫu hình 2015 được diễn giải tốt nhất không phải như bất thường, mà như sự nén đặc trưng theo đợt của kênh áp dụng công nghệ số nền tảng dưới điều kiện hạ tầng chuyển đổi. Mẫu này cho thấy ngay cả khi cấu trúc I–P phi tuyến trở nên rõ ràng hơn, mức sinh lời trực tiếp từ hiện diện số dựa trên website có thể nén về không. Cách đọc này khả tín về mặt thể chế, nhưng không nên được xem như giải thích chính thức được nhận diện về mẫu hình hệ số. Doanh nghiệp có thể đi qua giai đoạn chuyển đổi trong đó mở rộng xuất khẩu vẫn quan trọng nhưng đóng góp năng suất của áp dụng công nghệ số cơ bản trở nên khó nhận thấy hoặc phát hiện trong mẫu hơn. Sự nén năm 2015 được đối xử thẳng thắn như mối liên hệ đặc trưng theo đợt nhất quán với phụ thuộc giai đoạn, chứ không phải dịch chuyển cấu trúc được nhận diện đầy đủ giữa các đợt. Như báo cáo trong mục 4.5 Panel I, kiểm định tương tác chính thức gộp đợt × biến trọng tâm chỉ phát hiện các dịch chuyển trực tiếp DAI là có thể phân biệt giữa các đợt. Các khác biệt độ cong FSTS và điều tiết FSTS × DAI giữa các đợt không thể tách biệt thống kê.</w:t>
       </w:r>
     </w:p>
     <w:p>
@@ -25565,7 +25526,7 @@
         <w:pStyle w:val="BodyText"/>
       </w:pPr>
       <w:r>
-        <w:t xml:space="preserve">Bối cảnh vĩ mô của giai đoạn nhất quán với một vùng trũng hạ tầng số vào năm 2015 so với các neo 2009 và 2023. Các chỉ báo thứ cấp công khai ủng hộ cách đọc này. Các Chỉ số Phát triển Thế giới (WDI) của Ngân hàng Thế giới ghi nhận tỉ lệ cá nhân sử dụng Internet của Việt Nam ở mức khoảng 26 % năm 2009, 45 % năm 2015 và hơn 78 % vào năm 2023; thuê bao băng rộng cố định trên 100 người của ITU tăng từ khoảng 3 năm 2009 lên 8 năm 2015 và hơn 20 vào năm 2023.</w:t>
+        <w:t xml:space="preserve">Bối cảnh vĩ mô của giai đoạn nhất quán với vùng trũng hạ tầng số vào năm 2015 so với các neo 2009 và 2023. Các chỉ báo thứ cấp công khai ủng hộ cách đọc này. Các Chỉ số Phát triển Thế giới (WDI) của Ngân hàng Thế giới ghi nhận tỉ lệ cá nhân sử dụng Internet của Việt Nam ở mức khoảng 26 % năm 2009, 45 % năm 2015 và hơn 78 % vào năm 2023. Thuê bao băng rộng cố định trên 100 người của ITU tăng từ khoảng 3 năm 2009 lên 8 năm 2015 và hơn 20 vào năm 2023.</w:t>
       </w:r>
     </w:p>
     <w:p>
@@ -25573,7 +25534,7 @@
         <w:pStyle w:val="BodyText"/>
       </w:pPr>
       <w:r>
-        <w:t xml:space="preserve">Chương trình Chuyển đổi Số Quốc gia (NDTP) của Việt Nam được ban hành năm 2020, và các nền tảng thanh toán điện tử xuyên biên giới (VNPAY, MoMo, ZaloPay) và các thị trường xuất khẩu B2B (Alibaba.com, Amazon Global Selling) đạt quy mô tại Việt Nam chỉ sau 2018–2019. Đợt 2015 do đó quan sát các doanh nghiệp xuất khẩu Việt Nam trong một giai đoạn hạ tầng chuyển đổi mà một website chưa thể cắm vào một hệ sinh thái số hỗ trợ giao dịch; đợt 2023 quan sát họ sau khi khung sườn sau NDTP đã trưởng thành. Chúng tôi không xem các chỉ báo vĩ mô này là biến thiên nhận diện, chúng không được đưa vào hồi quy, nhưng chúng làm cho cách đọc theo từng đợt trở nên khả tín về thể chế chứ không thuần tuý hậu kiểm.</w:t>
+        <w:t xml:space="preserve">Chương trình Chuyển đổi Số Quốc gia (NDTP) của Việt Nam được ban hành năm 2020. Các nền tảng thanh toán điện tử xuyên biên giới (VNPAY, MoMo, ZaloPay) và các thị trường xuất khẩu B2B (Alibaba.com, Amazon Global Selling) đạt quy mô tại Việt Nam chỉ sau 2018–2019. Đợt 2015 do đó quan sát các doanh nghiệp xuất khẩu Việt Nam trong giai đoạn hạ tầng chuyển đổi: website chưa thể cắm vào hệ sinh thái số hỗ trợ giao dịch. Đợt 2023 quan sát họ sau khi khung sườn hậu NDTP đã trưởng thành. Các chỉ báo vĩ mô này không được xem là biến thiên nhận diện và không được đưa vào hồi quy. Tuy vậy, chúng làm cho cách đọc theo từng đợt trở nên khả tín về thể chế, chứ không thuần tuý hậu kiểm.</w:t>
       </w:r>
     </w:p>
     <w:p>
@@ -25770,7 +25731,7 @@
         <w:t xml:space="preserve"> </w:t>
       </w:r>
       <w:r>
-        <w:t xml:space="preserve">cho đợt 2023 cho thấy mẫu hình có điều kiện tồn tại khi các chỉ báo phong phú hơn có sẵn, nhưng một bảng dữ liệu các doanh nghiệp được tích hợp số với đo lường sâu hơn sẽ thắt chặt khái niệm hơn và cho phép một kiểm định sắc nét hơn về việc liệu tích hợp số sâu hơn có thể hiện một kênh năng suất ổn định hơn hay không.</w:t>
+        <w:t xml:space="preserve">cho đợt 2023 cho thấy mẫu hình có điều kiện tồn tại khi các chỉ báo phong phú hơn có sẵn. Tuy nhiên, một bảng dữ liệu các doanh nghiệp được tích hợp số với đo lường sâu hơn sẽ thắt chặt khái niệm hơn và cho phép kiểm định sắc nét hơn về việc liệu tích hợp số sâu hơn có thể hiện kênh năng suất ổn định hơn hay không.</w:t>
       </w:r>
     </w:p>
     <w:p>
@@ -25778,7 +25739,7 @@
         <w:pStyle w:val="BodyText"/>
       </w:pPr>
       <w:r>
-        <w:t xml:space="preserve">Thứ ba, phân tích được thực hiện trên một nền kinh tế chuyển đổi đơn lẻ. Việt Nam có giá trị thông tin chính vì môi trường thể chế và số của nó dịch chuyển đáng kể trên cửa sổ quan sát 2009–2023, nhưng mẫu hình vòng đời được ghi nhận ở đây có thể không khái quát hoá mà không có sửa đổi đối với các nền kinh tế có hạ tầng số hoặc thành phần xuất khẩu theo quỹ đạo khác.</w:t>
+        <w:t xml:space="preserve">Thứ ba, phân tích được thực hiện trên một nền kinh tế chuyển đổi đơn lẻ. Việt Nam có giá trị thông tin chính vì môi trường thể chế và số của nó dịch chuyển đáng kể trên cửa sổ quan sát 2009–2023. Tuy nhiên, mẫu hình vòng đời được ghi nhận ở đây có thể không khái quát hoá mà không có sửa đổi cho các nền kinh tế có hạ tầng số hoặc thành phần xuất khẩu theo quỹ đạo khác.</w:t>
       </w:r>
     </w:p>
     <w:p>
@@ -25830,7 +25791,7 @@
         <w:t xml:space="preserve"> </w:t>
       </w:r>
       <w:r>
-        <w:t xml:space="preserve">giữa 2009 và 2015 (z = 3,353, p &lt; .001) và sự phục hồi giữa 2015 và 2023 (z = -2,051, p = .040) có thể phân biệt thống kê, nhưng hầu hết các khác biệt hệ số giữa các đợt khác nằm ở độ lớn cận ngưỡng hoặc không có ý nghĩa. Diễn giải vòng đời do đó dựa chủ yếu vào tính nhất quán định hướng của các ước lượng theo từng đợt và vào sự tập trung của tín hiệu số vào năm 2023, chứ không dựa vào các khác biệt hệ số cặp đôi có ý nghĩa đồng đều qua tất cả các số hạng trọng tâm. Công trình tương lai có thể khai thác thời điểm chính sách, ví dụ, Chương trình Chuyển đổi Số Quốc gia của Việt Nam khởi động năm 2020, để nhận diện sắc nét hơn kênh số thông qua thiết kế đánh giá chính sách thay vì so sánh giữa các đợt.</w:t>
+        <w:t xml:space="preserve">giữa 2009 và 2015 (z = 3,353, p &lt; .001) và sự phục hồi giữa 2015 và 2023 (z = -2,051, p = .040) có thể phân biệt thống kê. Tuy vậy, hầu hết các khác biệt hệ số giữa các đợt khác nằm ở độ lớn cận ngưỡng hoặc không có ý nghĩa. Diễn giải vòng đời do đó dựa chủ yếu vào tính nhất quán định hướng của các ước lượng theo từng đợt và sự tập trung của tín hiệu số vào năm 2023, chứ không dựa vào các khác biệt hệ số cặp đôi có ý nghĩa đồng đều qua tất cả các số hạng trọng tâm. Công trình tương lai có thể khai thác thời điểm chính sách (ví dụ, Chương trình Chuyển đổi Số Quốc gia của Việt Nam khởi động năm 2020) để nhận diện sắc nét hơn kênh số thông qua thiết kế đánh giá chính sách thay vì so sánh giữa các đợt.</w:t>
       </w:r>
     </w:p>
     <w:p>
@@ -25838,7 +25799,7 @@
         <w:pStyle w:val="BodyText"/>
       </w:pPr>
       <w:r>
-        <w:t xml:space="preserve">Thứ năm, các hiệu ứng cố định ngành trong các mô hình chính được cố ý rộng để giữ đặc tả giữa các đợt có thể so sánh. Mục 4.5 Panel G giải quyết một phần mở rộng tự nhiên bằng cách tái ước lượng các đặc tả M2 / M7 / M8 gộp trên các nhóm phụ sản xuất (sector1 ∈ {1, 2, 3}; N = 1.854) so với phi sản xuất (sector1 ∈ {4, 5, 6, 7}; N = 1.104), và cho thấy rằng kênh áp dụng công nghệ số vận hành chủ yếu ở sản xuất trong khi kênh năng lực công nghệ hiện diện trong cả hai. Các cơ chế cấp ngành tinh hơn, ví dụ, tương phản các dịch vụ thâm dụng số với các dịch vụ truyền thống, hoặc tương phản các phân ngành sản xuất định hướng xuất khẩu với các phân ngành định hướng nội địa, sẽ được hưởng lợi từ một thiết kế nghiên cứu khai thác phân loại ngành phong phú hơn so với các mã WBES một chữ số.</w:t>
+        <w:t xml:space="preserve">Thứ năm, các hiệu ứng cố định ngành trong các mô hình chính được cố ý rộng để giữ đặc tả giữa các đợt có thể so sánh. Mục 4.5 Panel G giải quyết một phần mở rộng tự nhiên bằng cách tái ước lượng các đặc tả M2/M7/M8 gộp trên các nhóm phụ sản xuất (sector1 ∈ {1, 2, 3}; N = 1.854) so với phi sản xuất (sector1 ∈ {4, 5, 6, 7}; N = 1.104). Kết quả cho thấy kênh áp dụng công nghệ số vận hành chủ yếu ở sản xuất, trong khi kênh năng lực công nghệ hiện diện trong cả hai. Các cơ chế cấp ngành tinh hơn (ví dụ, tương phản các dịch vụ thâm dụng số với các dịch vụ truyền thống, hoặc các phân ngành sản xuất định hướng xuất khẩu với các phân ngành định hướng nội địa) sẽ được hưởng lợi từ thiết kế nghiên cứu khai thác phân loại ngành phong phú hơn so với các mã WBES một chữ số.</w:t>
       </w:r>
     </w:p>
     <w:p>
@@ -25846,7 +25807,7 @@
         <w:pStyle w:val="BodyText"/>
       </w:pPr>
       <w:r>
-        <w:t xml:space="preserve">Thứ sáu, phân tích được giới hạn ở Việt Nam như một nền kinh tế chuyển đổi đơn lẻ ở một giai đoạn cụ thể của sự phát triển số và thể chế. Việc hiểu cách mẫu hình điều tiết DAI được ghi nhận ở đây, âm ở cường độ xuất khẩu cao dưới áp dụng chỉ riêng Tầng 1, so sánh với các mẫu hình ở các thị trường mới nổi khác ở các giai đoạn thể chế khác nhau, hoặc với các mẫu hình ở các nền kinh tế tiên tiến về số nơi tương tác tương tự được dự đoán là dương, đòi hỏi các thiết kế so sánh giữa các bối cảnh thay đổi một cách hệ thống chi phí giao dịch thể chế và chất lượng hạ tầng số. Các thiết kế như vậy cũng sẽ cho phép kiểm định trực tiếp hơn về khung phụ thuộc bối cảnh được phát triển trong Mục 2.1.</w:t>
+        <w:t xml:space="preserve">Thứ sáu, phân tích được giới hạn ở Việt Nam như nền kinh tế chuyển đổi đơn lẻ ở giai đoạn cụ thể của phát triển số và thể chế. Mẫu hình điều tiết DAI được ghi nhận ở đây (âm ở cường độ xuất khẩu cao dưới áp dụng chỉ riêng Tầng 1) cần được so sánh với hai loại bối cảnh khác: các thị trường mới nổi khác ở các giai đoạn thể chế khác nhau, và các nền kinh tế tiên tiến về số nơi tương tác tương tự được dự đoán là dương. So sánh như vậy đòi hỏi các thiết kế giữa các bối cảnh thay đổi một cách hệ thống chi phí giao dịch thể chế và chất lượng hạ tầng số. Các thiết kế như vậy cũng sẽ cho phép kiểm định trực tiếp hơn về khung phụ thuộc bối cảnh ở Mục 2.1.</w:t>
       </w:r>
     </w:p>
     <w:bookmarkEnd w:id="68"/>
@@ -25880,7 +25841,7 @@
         <w:pStyle w:val="BodyText"/>
       </w:pPr>
       <w:r>
-        <w:t xml:space="preserve">Các kết quả cũng cho thấy hai miền năng lực không nên được xem là có thể hoán đổi. Năng lực công nghệ tương đối ổn định và vững về nhận diện qua các đặc tả, trong khi áp dụng công nghệ số nền tảng nhạy cảm theo đợt hơn và chỉ thể hiện điều tiết có thể phát hiện trong mẫu vào năm 2023. Hàm ý rộng hơn là tính liên quan đến năng suất của áp dụng công nghệ số cơ bản trong một nền kinh tế chuyển đổi là thực sự nhưng không đồng đều, và các mức trung bình gộp có thể che giấu tính không đồng nhất theo thời gian quan trọng về việc khi nào và bằng cách nào áp dụng công nghệ số có ý nghĩa.</w:t>
+        <w:t xml:space="preserve">Các kết quả cũng cho thấy hai miền năng lực không nên được xem là có thể hoán đổi. Năng lực công nghệ tương đối ổn định và vững về nhận diện qua các đặc tả, trong khi áp dụng công nghệ số nền tảng nhạy cảm theo đợt hơn và chỉ thể hiện điều tiết có thể phát hiện trong mẫu vào năm 2023. Hàm ý rộng hơn là: tính liên quan đến năng suất của áp dụng công nghệ số cơ bản trong nền kinh tế chuyển đổi là thực sự nhưng không đồng đều. Các mức trung bình gộp có thể che giấu tính không đồng nhất theo thời gian quan trọng về việc khi nào và bằng cách nào áp dụng công nghệ số có ý nghĩa.</w:t>
       </w:r>
     </w:p>
     <w:bookmarkEnd w:id="69"/>

--- a/dist/submission/p3_vietnam_VN.docx
+++ b/dist/submission/p3_vietnam_VN.docx
@@ -204,7 +204,7 @@
         <w:t xml:space="preserve"> </w:t>
       </w:r>
       <w:r>
-        <w:t xml:space="preserve">Nghiên cứu đóng góp cho tài liệu về thị trường mới nổi bằng cách phân tách năng lực công nghệ nước ngoài / tiêu chuẩn khỏi áp dụng công nghệ số nền tảng và bằng cách cho thấy rằng các tác động số gộp có thể che lấp tính không đồng nhất theo thời gian đáng kể. Phát hiện gợi ý rằng tính liên quan đến năng suất của áp dụng công nghệ số cơ bản nhạy cảm với bối cảnh và đặc trưng theo đợt khảo sát hơn là ổn định đồng nhất qua các giai đoạn quốc tế hoá.</w:t>
+        <w:t xml:space="preserve">Nghiên cứu này đóng góp cho tài liệu về thị trường mới nổi theo hai hướng: phân tách năng lực công nghệ nước ngoài / tiêu chuẩn khỏi áp dụng công nghệ số nền tảng, và cho thấy các tác động số gộp có thể che lấp tính không đồng nhất theo thời gian đáng kể. Trên cơ sở đó, tính liên quan đến năng suất của áp dụng công nghệ số cơ bản tỏ ra nhạy cảm với bối cảnh và đặc trưng theo đợt khảo sát, chứ không ổn định đồng nhất qua các giai đoạn quốc tế hoá.</w:t>
       </w:r>
     </w:p>
     <w:p>
@@ -570,7 +570,7 @@
         <w:pStyle w:val="BodyText"/>
       </w:pPr>
       <w:r>
-        <w:t xml:space="preserve">Trong bối cảnh như vậy, không nên giả định rằng quốc tế hoá sẽ tạo ra một khoản phụ trội hiệu quả tuyến tính đơn giản. Doanh nghiệp có thể tiếp cận các thị trường lớn hơn, hưởng lợi từ học hỏi và đa dạng hoá dòng doanh thu, nhưng cũng có thể đối mặt với chi phí phối hợp (coordination cost) tăng cao, gánh nặng xử lý thông tin và sức ép tổ chức khi mức độ tham gia nước ngoài sâu hơn (Wright et al., 2005; Cuervo-Cazurra and Genc, 2008; Wu et al., 2016).</w:t>
+        <w:t xml:space="preserve">Trong bối cảnh như vậy, khó có thể giả định quốc tế hoá sẽ tạo ra một khoản phụ trội hiệu quả tuyến tính đơn giản. Mở rộng ra nước ngoài mở lối tiếp cận các thị trường lớn hơn, mở ra cơ hội học hỏi và đa dạng hoá dòng doanh thu; song nó cũng kéo theo chi phí phối hợp (coordination cost) tăng cao, gánh nặng xử lý thông tin nặng hơn và sức ép tổ chức khi mức độ tham gia nước ngoài ngày càng sâu (Wright et al., 2005; Cuervo-Cazurra and Genc, 2008; Wu et al., 2016).</w:t>
       </w:r>
     </w:p>
     <w:p>
@@ -578,7 +578,7 @@
         <w:pStyle w:val="BodyText"/>
       </w:pPr>
       <w:r>
-        <w:t xml:space="preserve">Sự căng thẳng này nằm ở trung tâm của tài liệu I–P. Một truyền thống nghiên cứu lâu đời lập luận rằng quốc tế hoá có thể cải thiện hiệu quả ở các mức thấp và trung gian thông qua quy mô, học hỏi và đa dạng hoá, đồng thời tạo ra lợi suất giảm dần hoặc âm ở các mức cao hơn do tính phức tạp và gánh nặng phối hợp. Bằng chứng từ phân tích tổng hợp mạnh mẽ ủng hộ quan điểm rằng tính phi tuyến là một đặc trưng trung tâm của mối quan hệ này chứ không phải một bất thường thực nghiệm (Vernon, 1979; Lu and Beamish, 2004; Hennart, 2007; Coviello et al., 2017; Marano et al., 2016).</w:t>
+        <w:t xml:space="preserve">Sự căng thẳng này nằm ở trung tâm của tài liệu I–P. Một truyền thống nghiên cứu lâu đời cho rằng quốc tế hoá cải thiện hiệu quả ở các mức thấp và trung gian thông qua quy mô, học hỏi và đa dạng hoá, nhưng tính phức tạp và gánh nặng phối hợp lại kéo lợi suất giảm dần, thậm chí xuống mức âm, ở các mức cao hơn. Bằng chứng từ phân tích tổng hợp ủng hộ mạnh mẽ rằng tính phi tuyến là đặc trưng trung tâm của mối quan hệ này, chứ không phải một bất thường thực nghiệm (Vernon, 1979; Lu and Beamish, 2004; Hennart, 2007; Coviello et al., 2017; Marano et al., 2016).</w:t>
       </w:r>
     </w:p>
     <w:p>
@@ -586,7 +586,7 @@
         <w:pStyle w:val="BodyText"/>
       </w:pPr>
       <w:r>
-        <w:t xml:space="preserve">Số hoá bổ sung thêm một lớp phức tạp cho cuộc tranh luận này. Công cụ số có thể giảm ma sát giao tiếp, đẩy nhanh giao dịch và hỗ trợ phối hợp xuyên biên giới. Tuy nhiên, những lợi ích đó không phát sinh tự động. Giá trị thực tế của chúng phụ thuộc vào việc doanh nghiệp có sở hữu chiều sâu tổ chức, năng lực hấp thụ (absorptive capacity) và các thông lệ bổ trợ cần thiết để chuyển hoá việc áp dụng công nghệ số thành lợi ích năng suất hay không (Cohen and Levinthal, 1990; Vial, 2019; Verhoef et al., 2021; Stallkamp and Schotter, 2021; Petricevic and Teece, 2019). Vì lý do này, không nên xem năng lực số như một nguồn lực có lợi phổ quát với mức sinh lời không đổi giữa các doanh nghiệp và theo thời gian.</w:t>
+        <w:t xml:space="preserve">Số hoá phủ thêm một lớp phức tạp lên cuộc tranh luận này. Công cụ số có thể giảm ma sát giao tiếp, đẩy nhanh giao dịch và hỗ trợ phối hợp xuyên biên giới, nhưng những lợi ích ấy không tự nhiên phát sinh. Giá trị thực tế của chúng tuỳ thuộc vào việc doanh nghiệp có sở hữu chiều sâu tổ chức, năng lực hấp thụ (absorptive capacity) và các thông lệ bổ trợ cần thiết để chuyển hoá việc áp dụng công nghệ số thành lợi ích năng suất hay không (Cohen and Levinthal, 1990; Vial, 2019; Verhoef et al., 2021; Stallkamp and Schotter, 2021; Petricevic and Teece, 2019). Bởi vậy, năng lực số khó có thể được xem như một nguồn lực có lợi phổ quát với mức sinh lời không đổi giữa các doanh nghiệp và theo thời gian.</w:t>
       </w:r>
     </w:p>
     <w:p>
@@ -594,7 +594,7 @@
         <w:pStyle w:val="BodyText"/>
       </w:pPr>
       <w:r>
-        <w:t xml:space="preserve">Bối cảnh Việt Nam khiến vấn đề này trở nên đặc biệt quan trọng. Vì doanh nghiệp được nhúng trong một nền kinh tế đang nâng cấp năng lực và chuyển đổi số, lợi ích từ quốc tế hoá và mức sinh lời từ số hoá đều có thể thay đổi giữa các giai đoạn phát triển. Điều này đặt ra một câu hỏi trung tâm cho nghiên cứu hiện tại: liệu năng lực số ở Việt Nam có vận hành như một tài sản ổn định nâng cao hiệu quả, hay nó vận hành như một nguồn lực phụ thuộc giai đoạn (stage-contingent) với giá trị thay đổi theo vòng đời quốc tế hoá?</w:t>
+        <w:t xml:space="preserve">Bối cảnh Việt Nam khiến vấn đề này càng trở nên cấp thiết. Doanh nghiệp ở đây được nhúng trong một nền kinh tế vừa nâng cấp năng lực vừa chuyển đổi số, nên cả lợi ích từ quốc tế hoá lẫn mức sinh lời từ số hoá đều có thể thay đổi giữa các giai đoạn phát triển. Từ đó, nghiên cứu này đặt một câu hỏi trung tâm: năng lực số ở Việt Nam vận hành như một tài sản ổn định nâng cao hiệu quả, hay như một nguồn lực phụ thuộc giai đoạn (stage-contingent) với giá trị thay đổi theo vòng đời quốc tế hoá?</w:t>
       </w:r>
     </w:p>
     <w:p>
@@ -610,7 +610,7 @@
         <w:pStyle w:val="BodyText"/>
       </w:pPr>
       <w:r>
-        <w:t xml:space="preserve">Những dịch chuyển này không mang tính hình thức. Bản thân thành phần của nhóm doanh nghiệp xuất khẩu cũng tiến triển qua ba đợt: tỉ lệ doanh nghiệp báo cáo cường độ xuất khẩu trực tiếp dương suy giảm khi các doanh nghiệp dịch vụ và doanh nghiệp chuỗi cung ứng liên kết FDI gia nhập mẫu, trong khi mức trung bình của áp dụng công nghệ số nền tảng tăng lên cùng sự lan toả của website, hệ thống thanh toán điện tử và các giao diện giao dịch số. Đọc mối quan hệ I–P và kênh áp dụng công nghệ số như những sự kiện cấu trúc cố định xuyên suốt cửa sổ mười bốn năm này sẽ bỏ qua thực tế rằng quần thể doanh nghiệp nền, các chi phí phối hợp ràng buộc và bộ khung thể chế cho thương mại xuyên biên giới đều thay đổi đáng kể về mặt vật chất.</w:t>
+        <w:t xml:space="preserve">Những dịch chuyển này không mang tính hình thức. Ngay cả thành phần của nhóm doanh nghiệp xuất khẩu cũng thay đổi qua ba đợt: tỉ lệ doanh nghiệp báo cáo cường độ xuất khẩu trực tiếp dương giảm xuống khi các doanh nghiệp dịch vụ và doanh nghiệp chuỗi cung ứng liên kết FDI gia nhập mẫu, còn mức trung bình của áp dụng công nghệ số nền tảng lại tăng lên cùng sự lan toả của website, hệ thống thanh toán điện tử và các giao diện giao dịch số. Nếu đọc mối quan hệ I–P và kênh áp dụng công nghệ số như những sự kiện cấu trúc cố định xuyên suốt cửa sổ mười bốn năm, ta sẽ bỏ sót một thực tế: quần thể doanh nghiệp nền, các chi phí phối hợp ràng buộc và bộ khung thể chế cho thương mại xuyên biên giới đều thay đổi đáng kể.</w:t>
       </w:r>
     </w:p>
     <w:bookmarkEnd w:id="22"/>
@@ -628,7 +628,7 @@
         <w:pStyle w:val="FirstParagraph"/>
       </w:pPr>
       <w:r>
-        <w:t xml:space="preserve">Ba khoảng trống thúc đẩy nghiên cứu này.</w:t>
+        <w:t xml:space="preserve">Nghiên cứu này hướng tới ba khoảng trống vẫn chưa được giải quyết trong tài liệu hiện có.</w:t>
       </w:r>
     </w:p>
     <w:p>
@@ -636,7 +636,7 @@
         <w:pStyle w:val="BodyText"/>
       </w:pPr>
       <w:r>
-        <w:t xml:space="preserve">Thứ nhất, các nghiên cứu hiện hữu thường xem số hoá như một nguồn lực tích cực một cách rộng rãi mà chưa chú ý đầy đủ đến sự biến đổi theo thời gian và bối cảnh trong mức sinh lời của nó. Cách xử lý như vậy có nguy cơ ngụ ý rằng áp dụng công nghệ số tạo ra một khoản phụ trội hiệu quả tương đối ổn định giữa các doanh nghiệp và qua các giai đoạn chuyển đổi kinh tế (Strange and Zucchella, 2017; Goldfarb and Tucker, 2019). Trên thực tế, số hoá có thể sinh ra lợi suất không đồng đều bởi vì các doanh nghiệp khác biệt về quy mô, thông lệ và năng lực bổ trợ.</w:t>
+        <w:t xml:space="preserve">Khoảng trống đầu tiên liên quan đến cách số hoá được lý thuyết hoá. Các nghiên cứu hiện hữu phần lớn xem số hoá như một nguồn lực tích cực một cách rộng rãi, ít chú ý đến sự biến đổi theo thời gian và bối cảnh trong mức sinh lời của nó. Cách xử lý ấy dễ ngụ ý rằng áp dụng công nghệ số tạo ra một khoản phụ trội hiệu quả tương đối ổn định giữa các doanh nghiệp và qua các giai đoạn chuyển đổi kinh tế (Strange and Zucchella, 2017; Goldfarb and Tucker, 2019). Trên thực tế, lợi suất nhiều khả năng không đồng đều, vì các doanh nghiệp khác biệt về quy mô, thông lệ và năng lực bổ trợ.</w:t>
       </w:r>
     </w:p>
     <w:p>
@@ -644,7 +644,7 @@
         <w:pStyle w:val="BodyText"/>
       </w:pPr>
       <w:r>
-        <w:t xml:space="preserve">Thứ hai, sự phân biệt giữa năng lực công nghệ và áp dụng công nghệ số vẫn chưa được phát triển đầy đủ. Năng lực công nghệ đề cập đến những trữ lượng học hỏi, giải quyết vấn đề, cải tiến quy trình và năng lực đổi mới sâu hơn bên trong doanh nghiệp (Lall, 1992). Ngược lại, áp dụng công nghệ số nền tảng phản ánh một lớp cơ bản hơn về mức độ sẵn sàng số và các giao diện hoặc cơ chế giao dịch có hỗ trợ số (Bharadwaj et al., 2013; Verhoef et al., 2021; Hanelt et al., 2021; Brouthers et al., 2016). Mặc dù hai khái niệm này có liên quan, không nên xem chúng có thể hoán đổi cho nhau. Việc gộp chúng vào một biến tổng có thể làm giảm tính rõ ràng của khái niệm và làm mờ các cơ chế gắn số hoá với hiệu quả.</w:t>
+        <w:t xml:space="preserve">Khoảng trống thứ hai nằm ở tính rõ ràng của khái niệm. Sự phân biệt giữa năng lực công nghệ và áp dụng công nghệ số vẫn chưa được phát triển đầy đủ. Năng lực công nghệ đề cập đến những trữ lượng học hỏi, giải quyết vấn đề, cải tiến quy trình và năng lực đổi mới sâu hơn bên trong doanh nghiệp (Lall, 1992); trong khi đó, áp dụng công nghệ số nền tảng phản ánh một lớp cơ bản hơn về mức độ sẵn sàng số và các giao diện hoặc cơ chế giao dịch có hỗ trợ số (Bharadwaj et al., 2013; Verhoef et al., 2021; Hanelt et al., 2021; Brouthers et al., 2016). Hai khái niệm tuy có liên quan nhưng không thể hoán đổi cho nhau; việc gộp chúng vào một biến tổng làm mờ các cơ chế gắn số hoá với hiệu quả.</w:t>
       </w:r>
     </w:p>
     <w:p>
@@ -652,7 +652,7 @@
         <w:pStyle w:val="BodyText"/>
       </w:pPr>
       <w:r>
-        <w:t xml:space="preserve">Thứ ba, ước lượng gộp có thể che giấu sự không đồng nhất theo vòng đời đáng kể. Trong bối cảnh như Việt Nam, nơi doanh nghiệp và thể chế đi qua các giai đoạn chuyển đổi khác biệt, vai trò của quốc tế hoá, năng lực công nghệ và áp dụng công nghệ số có thể biến đổi đáng kể giữa các đợt khảo sát. Mô hình gộp hữu ích để xác định các tác động trung bình, nhưng không đủ nếu các mối quan hệ nền dịch chuyển theo thời gian. Do đó, một thiết kế kết hợp phân tích gộp và phân tích theo từng đợt là cần thiết để xác định liệu các tác động quan sát được ổn định hay phụ thuộc giai đoạn.</w:t>
+        <w:t xml:space="preserve">Khoảng trống còn lại mang tính phương pháp. Ước lượng gộp có thể che giấu sự không đồng nhất theo vòng đời đáng kể. Ở một bối cảnh như Việt Nam, nơi doanh nghiệp và thể chế đi qua các giai đoạn chuyển đổi khác biệt, vai trò của quốc tế hoá, năng lực công nghệ và áp dụng công nghệ số có thể biến đổi đáng kể giữa các đợt khảo sát. Mô hình gộp giúp xác định các tác động trung bình, song chưa đủ một khi các mối quan hệ nền dịch chuyển theo thời gian. Vì vậy, nghiên cứu này cần một thiết kế kết hợp phân tích gộp và phân tích theo từng đợt để xác định các tác động quan sát được là ổn định hay phụ thuộc giai đoạn.</w:t>
       </w:r>
     </w:p>
     <w:p>
@@ -678,7 +678,7 @@
         <w:pStyle w:val="FirstParagraph"/>
       </w:pPr>
       <w:r>
-        <w:t xml:space="preserve">Nghiên cứu này có ba đóng góp vào tài liệu.</w:t>
+        <w:t xml:space="preserve">Nghiên cứu này có bốn đóng góp vào tài liệu.</w:t>
       </w:r>
     </w:p>
     <w:p>
@@ -686,7 +686,7 @@
         <w:pStyle w:val="BodyText"/>
       </w:pPr>
       <w:r>
-        <w:t xml:space="preserve">Thứ nhất, nó tinh chỉnh cuộc tranh luận I–P bằng cách cho thấy bằng chứng từ Việt Nam ủng hộ mối quan hệ phi tuyến, nhưng tính nổi bật và khả năng quan sát của mối quan hệ đó biến đổi theo thời gian. Thay vì xem tính phi tuyến như một sự kiện cấu trúc cố định xuất hiện giống nhau trong mọi giai đoạn, phân tích cho thấy đường cong I–P phải được đọc cùng với môi trường năng lực rộng hơn.</w:t>
+        <w:t xml:space="preserve">Trước hết, nghiên cứu này tinh chỉnh cuộc tranh luận I–P. Bằng chứng từ Việt Nam ủng hộ mối quan hệ phi tuyến, nhưng tính nổi bật và khả năng quan sát của mối quan hệ đó lại biến đổi theo thời gian. Tính phi tuyến, theo cách đọc này, không phải một sự kiện cấu trúc cố định xuất hiện giống nhau trong mọi giai đoạn; đường cong I–P phải được đọc cùng với môi trường năng lực rộng hơn.</w:t>
       </w:r>
     </w:p>
     <w:p>
@@ -694,7 +694,7 @@
         <w:pStyle w:val="BodyText"/>
       </w:pPr>
       <w:r>
-        <w:t xml:space="preserve">Thứ hai, nghiên cứu cải thiện tính giá trị khái niệm bằng cách tách năng lực công nghệ khỏi áp dụng công nghệ số nền tảng. Sự phân biệt này quan trọng về mặt lý thuyết vì các trữ lượng năng lực sâu hơn và mức kích hoạt số cơ bản có thể tạo ra hiệu quả qua các kênh khác nhau. Nó cũng quan trọng về mặt thực nghiệm vì hai khái niệm không thể hiện các mẫu hình giống nhau qua các đợt khảo sát ở Việt Nam.</w:t>
+        <w:t xml:space="preserve">Nghiên cứu cũng cải thiện tính giá trị khái niệm bằng cách tách năng lực công nghệ khỏi áp dụng công nghệ số nền tảng. Sự phân biệt này quan trọng về mặt lý thuyết, vì các trữ lượng năng lực sâu hơn và mức kích hoạt số cơ bản có thể tạo ra hiệu quả qua các kênh khác nhau; và quan trọng về mặt thực nghiệm, vì hai khái niệm không vẽ nên các mẫu hình giống nhau qua các đợt khảo sát ở Việt Nam.</w:t>
       </w:r>
     </w:p>
     <w:p>
@@ -702,7 +702,7 @@
         <w:pStyle w:val="BodyText"/>
       </w:pPr>
       <w:r>
-        <w:t xml:space="preserve">Thứ ba, nghiên cứu giới thiệu một cách diễn giải vòng đời về quốc tế hoá số. Bằng chứng gợi ý rằng năng lực số không phải là một khoản phụ trội ổn định phổ quát cũng không phải là một nguồn lực không hiệu quả đồng nhất. Thay vào đó, đó là một nguồn không đồng đều và phụ thuộc giai đoạn của tính không đồng nhất hiệu quả. Quan điểm này giúp giải thích vì sao các tác động trung bình gộp có thể cùng tồn tại với những khác biệt đáng kể theo từng đợt.</w:t>
+        <w:t xml:space="preserve">Đóng góp thứ ba là cách diễn giải vòng đời về quốc tế hoá số. Bằng chứng cho thấy năng lực số không phải một khoản phụ trội ổn định phổ quát, cũng không phải một nguồn lực kém hiệu quả đồng nhất; nó là một nguồn không đồng đều, phụ thuộc giai đoạn của tính không đồng nhất hiệu quả. Cách nhìn này giúp giải thích vì sao các tác động trung bình gộp có thể cùng tồn tại với những khác biệt đáng kể theo từng đợt.</w:t>
       </w:r>
     </w:p>
     <w:p>
@@ -710,7 +710,23 @@
         <w:pStyle w:val="BodyText"/>
       </w:pPr>
       <w:r>
-        <w:t xml:space="preserve">Đóng góp thứ tư mang tính bối cảnh: mẫu hình thực nghiệm của Việt Nam cung cấp một phân rã tham gia-cường độ cho thấy rằng chữ U ngược được nhận diện vững chắc (điểm ngoặt 39–46 % FSTS) được dẫn dắt chủ yếu bởi biên tham gia: trong nhóm doanh nghiệp xuất khẩu, biến thiên cường độ mang lại lợi suất phẳng đến giảm dần (Panel H), đặt giới hạn cho cách đọc thông thường về mẫu hình chữ U ngược. Sự khác biệt giữa mẫu hình này và những gì được ghi nhận ở các nền kinh tế tiên tiến về số, nơi cơ chế chi phí phối hợp được làm dịu bởi hạ tầng số toàn diện, hướng tới các cơ chế cấp thể chế như những biến điều tiết ứng viên về vị trí đường cong I–P. Bằng chứng nội bối cảnh này neo vào phần chuyển tiếp số của phổ thể chế.</w:t>
+        <w:t xml:space="preserve">Đóng góp sau cùng mang tính bối cảnh: mẫu hình thực nghiệm của Việt Nam cung cấp một phân rã tham gia-cường độ cho thấy rằng chữ U ngược được nhận diện vững chắc (điểm ngoặt 39–46 % FSTS) được dẫn dắt chủ yếu bởi biên tham gia — một</w:t>
+      </w:r>
+      <w:r>
+        <w:t xml:space="preserve"> </w:t>
+      </w:r>
+      <w:r>
+        <w:rPr>
+          <w:bCs/>
+          <w:b/>
+        </w:rPr>
+        <w:t xml:space="preserve">hiệu ứng vách đá xuất khẩu (Export Cliff Effect)</w:t>
+      </w:r>
+      <w:r>
+        <w:t xml:space="preserve"> </w:t>
+      </w:r>
+      <w:r>
+        <w:t xml:space="preserve">tại ngưỡng nhập cuộc xuất khẩu: trong nhóm doanh nghiệp xuất khẩu, biến thiên cường độ mang lại lợi suất phẳng đến giảm dần (Panel H), đặt giới hạn cho cách đọc thông thường về mẫu hình chữ U ngược. Sự khác biệt giữa mẫu hình này và những gì được ghi nhận ở các nền kinh tế tiên tiến về số, nơi cơ chế chi phí phối hợp được làm dịu bởi hạ tầng số toàn diện, hướng tới các cơ chế cấp thể chế như những biến điều tiết ứng viên về vị trí đường cong I–P. Bằng chứng nội bối cảnh này neo vào phần chuyển tiếp số của phổ thể chế.</w:t>
       </w:r>
     </w:p>
     <w:bookmarkEnd w:id="24"/>
@@ -756,7 +772,7 @@
         <w:pStyle w:val="FirstParagraph"/>
       </w:pPr>
       <w:r>
-        <w:t xml:space="preserve">Mối quan hệ giữa quốc tế hoá và hiệu quả hoạt động kinh doanh của doanh nghiệp khó có thể là tuyến tính trong một nền kinh tế chuyển đổi như Việt Nam. Mở rộng ra nước ngoài có thể cải thiện hiệu quả thông qua phạm vi thị trường lớn hơn, đa dạng hoá và học hỏi từ các môi trường bên ngoài. Doanh nghiệp có thể sử dụng quốc tế hoá để phân bổ chi phí cố định, tiếp cận khách hàng mới và thu nhận kiến thức hỗ trợ cải tiến vận hành.</w:t>
+        <w:t xml:space="preserve">Trong một nền kinh tế chuyển đổi như Việt Nam, mối quan hệ giữa quốc tế hoá và hiệu quả hoạt động kinh doanh của doanh nghiệp khó có thể là tuyến tính. Mở rộng ra nước ngoài có thể nâng hiệu quả thông qua phạm vi thị trường lớn hơn, đa dạng hoá và học hỏi từ các môi trường bên ngoài; doanh nghiệp dùng quốc tế hoá để phân bổ chi phí cố định, tiếp cận khách hàng mới và thu nhận kiến thức hỗ trợ cải tiến vận hành.</w:t>
       </w:r>
     </w:p>
     <w:p>
@@ -764,7 +780,7 @@
         <w:pStyle w:val="BodyText"/>
       </w:pPr>
       <w:r>
-        <w:t xml:space="preserve">Đồng thời, mức độ tham gia quốc tế sâu hơn thường tạo ra chi phí phối hợp và gánh nặng tổ chức. Doanh nghiệp phải quản lý nhiều thị trường, dung hoà các yêu cầu khách hàng đa dạng, xử lý thông tin nhiều hơn và duy trì kiểm soát quản trị lớn hơn. Khi mở rộng nước ngoài tăng cường, các chi phí này có thể tăng nhanh hơn lợi ích, tạo ra lợi suất giảm dần hoặc thậm chí suy giảm hiệu quả. Logic cơ bản này làm nền tảng cho quan điểm phi tuyến cổ điển về mối quan hệ I–P (Contractor, 2007; Hennart, 2011; Marano et al., 2016). Các cách giải thích theo quá trình về quốc tế hoá, bao gồm khung Uppsala đã cập nhật, cũng nhấn mạnh rằng lợi ích về hiệu quả và chi phí điều chỉnh diễn ra dần dần khi doanh nghiệp tích luỹ kiến thức và cam kết thị trường (Vahlne and Johanson, 2017; Knight and Liesch, 2016).</w:t>
+        <w:t xml:space="preserve">Mặt khác, mức độ tham gia quốc tế càng sâu thường càng kéo theo chi phí phối hợp và gánh nặng tổ chức. Doanh nghiệp phải quản lý nhiều thị trường, dung hoà các yêu cầu khách hàng đa dạng, xử lý nhiều thông tin hơn và duy trì kiểm soát quản trị chặt hơn. Khi mở rộng nước ngoài tăng cường, các chi phí này có thể vượt lợi ích, tạo ra lợi suất giảm dần, thậm chí suy giảm hiệu quả. Logic cơ bản này làm nền tảng cho quan điểm phi tuyến cổ điển về mối quan hệ I–P (Contractor, 2007; Hennart, 2011; Marano et al., 2016). Các cách giải thích theo quá trình về quốc tế hoá, bao gồm khung Uppsala đã cập nhật, cũng nhấn mạnh rằng lợi ích về hiệu quả và chi phí điều chỉnh diễn ra dần dần khi doanh nghiệp tích luỹ kiến thức và cam kết thị trường (Vahlne and Johanson, 2017; Knight and Liesch, 2016).</w:t>
       </w:r>
     </w:p>
     <w:p>
@@ -772,7 +788,7 @@
         <w:pStyle w:val="BodyText"/>
       </w:pPr>
       <w:r>
-        <w:t xml:space="preserve">Lập luận này đặc biệt khả tín ở Việt Nam vì doanh nghiệp hoạt động dưới điều kiện năng lực không đồng đều. Một số doanh nghiệp có thể chuyển hoá mở rộng nước ngoài thành lợi thế học hỏi và quy mô, trong khi những doanh nghiệp khác có thể gặp sức ép tổ chức sớm hơn. Kỳ vọng phù hợp do đó không phải là một độ dốc dương đồng nhất, mà là một mối quan hệ phi tuyến trong đó lợi ích từ quốc tế hoá trở nên ngày càng khó duy trì.</w:t>
+        <w:t xml:space="preserve">Lập luận này càng khả tín ở Việt Nam, nơi doanh nghiệp hoạt động dưới điều kiện năng lực không đồng đều. Một số doanh nghiệp chuyển hoá mở rộng nước ngoài thành lợi thế học hỏi và quy mô; số khác lại gặp sức ép tổ chức sớm hơn. Vì thế, điều chúng ta kỳ vọng không phải một độ dốc dương đồng nhất, mà là một mối quan hệ phi tuyến trong đó lợi ích từ quốc tế hoá ngày càng khó duy trì.</w:t>
       </w:r>
     </w:p>
     <w:p>
@@ -25026,7 +25042,7 @@
         <w:pStyle w:val="FirstParagraph"/>
       </w:pPr>
       <w:r>
-        <w:t xml:space="preserve">Hàm ý trung tâm của các phát hiện là áp dụng công nghệ số nền tảng ở Việt Nam không nên được diễn giải như một khoản phụ trội năng suất phổ quát và ổn định theo thời gian. Mặc dù cả</w:t>
+        <w:t xml:space="preserve">Các phát hiện dẫn tới một hàm ý trung tâm: áp dụng công nghệ số nền tảng ở Việt Nam không nên được đọc như một khoản phụ trội năng suất phổ quát, ổn định theo thời gian. Cả</w:t>
       </w:r>
       <w:r>
         <w:t xml:space="preserve"> </w:t>
@@ -25098,7 +25114,7 @@
         <w:t xml:space="preserve"> </w:t>
       </w:r>
       <w:r>
-        <w:t xml:space="preserve">đều dương tính trung bình trong các đặc tả gộp, vai trò thực nghiệm của chúng khác biệt đáng kể giữa các đợt và giữa các chiến lược nhận diện (Vahlne, 2020; Stallkamp and Schotter, 2021). Điều này có nghĩa là áp dụng công nghệ số dựa trên website không đơn giản là một lợi thế nền không đổi; nó là một nguồn nhạy cảm với bối cảnh và phụ thuộc giai đoạn của tính không đồng nhất hiệu quả.</w:t>
+        <w:t xml:space="preserve">đều dương tính trung bình trong các đặc tả gộp, song vai trò thực nghiệm của chúng lại khác biệt đáng kể giữa các đợt và giữa các chiến lược nhận diện (Vahlne, 2020; Stallkamp and Schotter, 2021). Như vậy, áp dụng công nghệ số dựa trên website không phải một lợi thế nền không đổi; nó là một nguồn nhạy cảm với bối cảnh, phụ thuộc giai đoạn của tính không đồng nhất hiệu quả.</w:t>
       </w:r>
     </w:p>
     <w:p>
@@ -25194,7 +25210,7 @@
         <w:pStyle w:val="BodyText"/>
       </w:pPr>
       <w:r>
-        <w:t xml:space="preserve">Cách diễn giải này giúp dung hoà sự cùng tồn tại của các tác động gộp dương và các kết quả theo từng đợt không đồng đều. Mô hình gộp ghi nhận xu hướng trung bình rằng năng lực mạnh hơn có liên hệ với hiệu quả tốt hơn. Các mô hình theo từng đợt cho thấy xu hướng này không đồng đều mạnh trong mọi giai đoạn. Giá trị của năng lực số do đó phụ thuộc vào vị trí của doanh nghiệp trong vòng đời rộng hơn của quốc tế hoá và chuyển đổi.</w:t>
+        <w:t xml:space="preserve">Cách đọc này giúp dung hoà sự cùng tồn tại giữa các tác động gộp dương và các kết quả theo từng đợt không đồng đều. Mô hình gộp ghi nhận xu hướng trung bình: năng lực mạnh hơn đi cùng hiệu quả tốt hơn; còn các mô hình theo từng đợt cho thấy xu hướng ấy không mạnh đều trong mọi giai đoạn. Giá trị của năng lực số, vì thế, tuỳ thuộc vào vị trí của doanh nghiệp trong vòng đời rộng hơn của quốc tế hoá và chuyển đổi.</w:t>
       </w:r>
     </w:p>
     <w:bookmarkEnd w:id="62"/>
@@ -25212,7 +25228,7 @@
         <w:pStyle w:val="FirstParagraph"/>
       </w:pPr>
       <w:r>
-        <w:t xml:space="preserve">Các kết quả củng cố luận điểm lý thuyết về việc tách năng lực công nghệ nước ngoài / tiêu chuẩn khỏi áp dụng công nghệ số nền tảng. Bằng chứng PSM và IV trong mục 4.5 (Panel J và K) làm rõ hơn sự phân biệt (Karna et al., 2016).</w:t>
+        <w:t xml:space="preserve">Các kết quả củng cố luận điểm lý thuyết về việc giữ năng lực công nghệ nước ngoài / tiêu chuẩn tách khỏi áp dụng công nghệ số nền tảng. Bằng chứng PSM và IV trong mục 4.5 (Panel J và K) làm sắc nét hơn sự phân biệt này (Karna et al., 2016).</w:t>
       </w:r>
     </w:p>
     <w:p>
@@ -25479,7 +25495,7 @@
         <w:t xml:space="preserve"> </w:t>
       </w:r>
       <w:r>
-        <w:t xml:space="preserve">cư xử như một năng lực công nghệ nước ngoài / tiêu chuẩn vững chắc với mối liên hệ năng suất sống sót qua cả PSM và 2SLS.</w:t>
+        <w:t xml:space="preserve">vận hành như một năng lực công nghệ nước ngoài / tiêu chuẩn vững chắc, với mối liên hệ năng suất trụ được qua cả PSM và 2SLS.</w:t>
       </w:r>
       <w:r>
         <w:t xml:space="preserve"> </w:t>
@@ -25515,7 +25531,7 @@
         <w:t xml:space="preserve"> </w:t>
       </w:r>
       <w:r>
-        <w:t xml:space="preserve">cư xử như một dấu hiệu nhạy cảm với bối cảnh với mối liên hệ năng suất được ghi nhận dưới so sánh đối sánh nhưng không dưới biến thiên công cụ ngoại sinh. Điều này ủng hộ một cách tiếp cận cẩn trọng hơn đối với số hoá trong nghiên cứu kinh doanh quốc tế, một cách tiếp cận phân biệt giữa kích hoạt số cơ bản (dễ bị nhiễm bởi chọn lựa trên các biến quan sát được) và chiều sâu công nghệ rộng hơn (vững hơn về nhận diện), thay vì gộp chúng vào một nhãn duy nhất.</w:t>
+        <w:t xml:space="preserve">thì vận hành như một dấu hiệu nhạy cảm với bối cảnh: mối liên hệ năng suất hiện ra dưới so sánh đối sánh nhưng biến mất dưới biến thiên công cụ ngoại sinh. Từ đó, nghiên cứu này ủng hộ một cách tiếp cận cẩn trọng hơn với số hoá trong nghiên cứu kinh doanh quốc tế, phân biệt kích hoạt số cơ bản (dễ bị nhiễu bởi chọn lựa trên các biến quan sát được) với chiều sâu công nghệ rộng hơn (vững hơn về nhận diện), thay vì gộp chúng vào một nhãn duy nhất.</w:t>
       </w:r>
     </w:p>
     <w:bookmarkEnd w:id="63"/>
@@ -25641,7 +25657,7 @@
         <w:pStyle w:val="FirstParagraph"/>
       </w:pPr>
       <w:r>
-        <w:t xml:space="preserve">Chúng tôi đóng khung cách đọc chính sách như những cân nhắc tạm thời chứ không phải các quy định chỉ thị. Tính chất liên hệ của bằng chứng, độ rộng của tính không đồng nhất theo từng đợt, và phạm vi một nền kinh tế đơn lẻ đều cân nhắc chống lại việc chuyển các phát hiện thành mục tiêu chính sách doanh nghiệp cụ thể. Với những lưu ý đó được giữ rõ ràng, ba cân nhắc tiếp theo cho thiết kế chính sách thương mại và kinh tế số của Việt Nam.</w:t>
+        <w:t xml:space="preserve">Cách đọc chính sách ở đây được đặt như những cân nhắc tạm thời, không phải các quy định chỉ thị. Tính chất liên hệ của bằng chứng, độ rộng của tính không đồng nhất theo từng đợt, cùng phạm vi một nền kinh tế đơn lẻ đều khiến việc chuyển các phát hiện thành mục tiêu chính sách doanh nghiệp cụ thể trở nên thiếu cơ sở. Giữ rõ những lưu ý đó, ba cân nhắc sau đây được nêu cho thiết kế chính sách thương mại và kinh tế số của Việt Nam.</w:t>
       </w:r>
     </w:p>
     <w:p>
@@ -25649,7 +25665,7 @@
         <w:pStyle w:val="BodyText"/>
       </w:pPr>
       <w:r>
-        <w:t xml:space="preserve">Thứ nhất, các công cụ thúc đẩy xuất khẩu được thiết kế quanh một khoản phụ trội quốc tế hoá dương đồng nhất sẽ vượt mức trong các giai đoạn chuyển đổi như đợt 2015, khi các khoản sinh lời năng lực bị nén ngay cả khi cường độ xuất khẩu vẫn liên quan đến năng suất. Hướng hỗ trợ xuất khẩu vào các doanh nghiệp nằm trong vùng chi phí nhập cuộc, thay vì các doanh nghiệp đã hoạt động ở cường độ xuất khẩu cao, nhất quán với độ cong được ghi nhận trong mẫu gộp và mẫu đợt sau. Thứ hai, các chương trình kinh tế số xem áp dụng nền tảng (website, thanh toán điện tử cơ bản) như một đòn bẩy chính sách đủ có khả năng bị suy giảm bởi độ trễ triển khai và bởi tính có điều kiện của kênh số ở cường độ xuất khẩu cao hơn.</w:t>
+        <w:t xml:space="preserve">Cân nhắc đầu tiên liên quan đến công cụ thúc đẩy xuất khẩu. Những công cụ được thiết kế quanh một khoản phụ trội quốc tế hoá dương đồng nhất sẽ vượt mức trong các giai đoạn chuyển đổi như đợt 2015, khi các khoản sinh lời năng lực bị nén ngay cả khi cường độ xuất khẩu vẫn liên quan đến năng suất. Hướng hỗ trợ xuất khẩu vào các doanh nghiệp nằm trong vùng chi phí nhập cuộc, thay vì các doanh nghiệp đã hoạt động ở cường độ xuất khẩu cao, nhất quán với độ cong được ghi nhận trong mẫu gộp và mẫu đợt sau. Bên cạnh đó, các chương trình kinh tế số xem áp dụng nền tảng (website, thanh toán điện tử cơ bản) như một đòn bẩy chính sách đủ có khả năng bị suy giảm bởi độ trễ triển khai và bởi tính có điều kiện của kênh số ở cường độ xuất khẩu cao hơn.</w:t>
       </w:r>
     </w:p>
     <w:p>
@@ -25665,7 +25681,7 @@
         <w:pStyle w:val="BodyText"/>
       </w:pPr>
       <w:r>
-        <w:t xml:space="preserve">Thứ ba, cách đọc vòng đời gợi ý rằng các cửa sổ đánh giá chính sách có ý nghĩa quan trọng. Một chương trình chuyển đổi số chỉ được đánh giá dựa trên đường cơ sở chuyển đổi kiểu 2015 sẽ đánh giá thấp đóng góp năng suất dài hạn của nó; một chương trình được đánh giá dựa trên đường cơ sở kiểu 2009 hoặc 2023 sẽ đánh giá cao so với giai đoạn ở giữa. Đánh giá chính sách xem xét nghiêm túc cấu trúc vòng đời sẽ ghép đo lường kết quả cửa sổ ngắn với đo lường bền vững về môi trường năng lực và hạ tầng nơi doanh nghiệp hoạt động.</w:t>
+        <w:t xml:space="preserve">Cuối cùng, cách đọc vòng đời gợi ý rằng các cửa sổ đánh giá chính sách có ý nghĩa quan trọng. Một chương trình chuyển đổi số chỉ được đánh giá dựa trên đường cơ sở chuyển đổi kiểu 2015 sẽ đánh giá thấp đóng góp năng suất dài hạn của nó; một chương trình được đánh giá dựa trên đường cơ sở kiểu 2009 hoặc 2023 sẽ đánh giá cao so với giai đoạn ở giữa. Đánh giá chính sách xem xét nghiêm túc cấu trúc vòng đời sẽ ghép đo lường kết quả cửa sổ ngắn với đo lường bền vững về môi trường năng lực và hạ tầng nơi doanh nghiệp hoạt động.</w:t>
       </w:r>
     </w:p>
     <w:bookmarkEnd w:id="66"/>
@@ -25684,7 +25700,7 @@
         <w:pStyle w:val="FirstParagraph"/>
       </w:pPr>
       <w:r>
-        <w:t xml:space="preserve">Các phát hiện nên được đọc trong bối cảnh năm hạn chế. Thứ nhất và cơ bản nhất, dữ liệu vi mô WBES là cắt ngang lặp lại chứ không phải một bảng dữ liệu doanh nghiệp thực sự. Thay đổi nội tại doanh nghiệp theo thời gian không thể được nhận diện, và tính không đồng nhất không quan sát được bất biến theo thời gian không thể được loại trừ ở cấp doanh nghiệp. Ngôn ngữ liên hệ được sử dụng xuyên suốt bài báo phản ánh ràng buộc này và không nên được nới lỏng trong bất kỳ diễn giải nào của người đọc về các kết quả.</w:t>
+        <w:t xml:space="preserve">Các phát hiện nên được đọc cùng năm hạn chế. Hạn chế thứ nhất, cũng là cơ bản nhất: dữ liệu vi mô WBES là cắt ngang lặp lại, không phải một bảng dữ liệu doanh nghiệp thực sự. Thiết kế này không nhận diện được thay đổi nội tại doanh nghiệp theo thời gian, cũng không loại trừ được tính không đồng nhất không quan sát bất biến theo thời gian ở cấp doanh nghiệp. Ngôn ngữ liên hệ dùng xuyên suốt bài báo phản ánh đúng ràng buộc đó, và người đọc không nên nới lỏng nó khi diễn giải các kết quả.</w:t>
       </w:r>
     </w:p>
     <w:p>
@@ -25786,15 +25802,7 @@
         <w:pStyle w:val="BodyText"/>
       </w:pPr>
       <w:r>
-        <w:t xml:space="preserve">Thứ tư, bằng chứng giữa các đợt không đồng đều về sức mạnh thống kê.</w:t>
-      </w:r>
-    </w:p>
-    <w:p>
-      <w:pPr>
-        <w:pStyle w:val="BodyText"/>
-      </w:pPr>
-      <w:r>
-        <w:t xml:space="preserve">Các kiểm định z Paternoster et al. (1998) xác nhận rằng sự giảm</w:t>
+        <w:t xml:space="preserve">Thứ tư, bằng chứng giữa các đợt không đồng đều về sức mạnh thống kê. Các kiểm định z Paternoster et al. (1998) xác nhận rằng sự giảm</w:t>
       </w:r>
       <w:r>
         <w:t xml:space="preserve"> </w:t>
@@ -25864,7 +25872,7 @@
         <w:pStyle w:val="FirstParagraph"/>
       </w:pPr>
       <w:r>
-        <w:t xml:space="preserve">Nghiên cứu này xem xét lại mối quan hệ quốc tế hoá–hiệu quả ở Việt Nam bằng cách phân biệt năng lực công nghệ nước ngoài / tiêu chuẩn khỏi áp dụng công nghệ số nền tảng và bằng cách so sánh bằng chứng gộp với bằng chứng theo từng đợt.</w:t>
+        <w:t xml:space="preserve">Nghiên cứu này xem xét lại mối quan hệ quốc tế hoá–hiệu quả ở Việt Nam, phân biệt năng lực công nghệ nước ngoài / tiêu chuẩn khỏi áp dụng công nghệ số nền tảng và so sánh bằng chứng gộp với bằng chứng theo từng đợt.</w:t>
       </w:r>
     </w:p>
     <w:p>
@@ -25872,7 +25880,7 @@
         <w:pStyle w:val="BodyText"/>
       </w:pPr>
       <w:r>
-        <w:t xml:space="preserve">Các phát hiện cho thấy mối quan hệ quốc tế hoá–hiệu quả là không đơn điệu trong toàn mẫu, nhưng mẫu hình này được chi phối chủ yếu bởi cấu trúc tham gia-và-cường độ chứ không phải bởi độ cong mạnh trong nhóm doanh nghiệp xuất khẩu đơn lẻ.</w:t>
+        <w:t xml:space="preserve">Các phát hiện cho thấy mối quan hệ quốc tế hoá–hiệu quả là không đơn điệu trong toàn mẫu, song mẫu hình này được chi phối chủ yếu bởi cấu trúc tham gia-và-cường độ, chứ không phải bởi độ cong mạnh riêng trong nhóm doanh nghiệp xuất khẩu.</w:t>
       </w:r>
     </w:p>
     <w:p>
@@ -25880,7 +25888,7 @@
         <w:pStyle w:val="BodyText"/>
       </w:pPr>
       <w:r>
-        <w:t xml:space="preserve">Các kết quả cũng cho thấy hai miền năng lực không nên được xem là có thể hoán đổi. Năng lực công nghệ tương đối ổn định và vững về nhận diện qua các đặc tả, trong khi áp dụng công nghệ số nền tảng nhạy cảm theo đợt hơn và chỉ thể hiện điều tiết có thể phát hiện trong mẫu vào năm 2023. Hàm ý rộng hơn là tính liên quan đến năng suất của áp dụng công nghệ số cơ bản trong một nền kinh tế chuyển đổi là thực sự nhưng không đồng đều, và các mức trung bình gộp có thể che giấu tính không đồng nhất theo thời gian quan trọng về việc khi nào và bằng cách nào áp dụng công nghệ số có ý nghĩa.</w:t>
+        <w:t xml:space="preserve">Các kết quả cũng cho thấy hai miền năng lực không thể hoán đổi cho nhau. Năng lực công nghệ tương đối ổn định và vững về nhận diện qua các đặc tả; áp dụng công nghệ số nền tảng thì nhạy cảm theo đợt hơn, và chỉ thể hiện điều tiết có thể phát hiện trong mẫu vào năm 2023. Hàm ý rộng hơn là: trong một nền kinh tế chuyển đổi, tính liên quan đến năng suất của áp dụng công nghệ số cơ bản là có thật nhưng không đồng đều, và các mức trung bình gộp có thể che giấu tính không đồng nhất theo thời gian, vốn quyết định khi nào và bằng cách nào áp dụng công nghệ số có ý nghĩa.</w:t>
       </w:r>
     </w:p>
     <w:bookmarkEnd w:id="69"/>
@@ -26679,7 +26687,7 @@
     <w:name w:val="Normal"/>
     <w:qFormat/>
     <w:pPr>
-      <w:spacing w:line="360" w:lineRule="auto"/>
+      <w:spacing w:line="288" w:lineRule="auto"/>
       <w:jc w:val="both"/>
     </w:pPr>
     <w:rPr>
@@ -26693,7 +26701,7 @@
     <w:basedOn w:val="Normal"/>
     <w:link w:val="BodyTextChar"/>
     <w:pPr>
-      <w:spacing w:after="180" w:before="180" w:line="360" w:lineRule="auto"/>
+      <w:spacing w:after="180" w:before="180" w:line="288" w:lineRule="auto"/>
       <w:jc w:val="both"/>
     </w:pPr>
     <w:qFormat/>
@@ -26709,7 +26717,7 @@
     <w:next w:val="BodyText"/>
     <w:qFormat/>
     <w:pPr>
-      <w:spacing w:line="360" w:lineRule="auto"/>
+      <w:spacing w:line="288" w:lineRule="auto"/>
       <w:jc w:val="both"/>
     </w:pPr>
     <w:rPr>
@@ -26723,7 +26731,7 @@
     <w:basedOn w:val="BodyText"/>
     <w:qFormat/>
     <w:pPr>
-      <w:spacing w:after="36" w:before="36" w:line="360" w:lineRule="auto"/>
+      <w:spacing w:after="36" w:before="36" w:line="288" w:lineRule="auto"/>
       <w:jc w:val="both"/>
     </w:pPr>
     <w:rPr>
@@ -26740,7 +26748,7 @@
     <w:pPr>
       <w:keepNext/>
       <w:keepLines/>
-      <w:spacing w:after="240" w:before="480" w:line="360" w:lineRule="auto"/>
+      <w:spacing w:after="240" w:before="480" w:line="288" w:lineRule="auto"/>
       <w:jc w:val="both"/>
     </w:pPr>
     <w:rPr>
@@ -26760,7 +26768,7 @@
     <w:pPr>
       <w:keepNext/>
       <w:keepLines/>
-      <w:spacing w:after="240" w:before="240" w:line="360" w:lineRule="auto"/>
+      <w:spacing w:after="240" w:before="240" w:line="288" w:lineRule="auto"/>
       <w:jc w:val="both"/>
     </w:pPr>
     <w:rPr>
@@ -26777,7 +26785,7 @@
     <w:pPr>
       <w:keepNext/>
       <w:keepLines/>
-      <w:spacing w:line="360" w:lineRule="auto"/>
+      <w:spacing w:line="288" w:lineRule="auto"/>
       <w:jc w:val="both"/>
     </w:pPr>
     <w:rPr>
@@ -26793,7 +26801,7 @@
     <w:pPr>
       <w:keepNext/>
       <w:keepLines/>
-      <w:spacing w:line="360" w:lineRule="auto"/>
+      <w:spacing w:line="288" w:lineRule="auto"/>
       <w:jc w:val="both"/>
     </w:pPr>
     <w:rPr>
@@ -26811,7 +26819,7 @@
       <w:keepNext/>
       <w:keepLines/>
       <w:jc w:val="both"/>
-      <w:spacing w:after="0" w:before="300" w:line="360" w:lineRule="auto"/>
+      <w:spacing w:after="0" w:before="300" w:line="288" w:lineRule="auto"/>
     </w:pPr>
     <w:rPr>
       <w:color w:val="000000"/>
@@ -26829,7 +26837,7 @@
     <w:pPr>
       <w:keepNext/>
       <w:keepLines/>
-      <w:spacing w:after="300" w:before="100" w:line="360" w:lineRule="auto"/>
+      <w:spacing w:after="300" w:before="100" w:line="288" w:lineRule="auto"/>
       <w:jc w:val="both"/>
     </w:pPr>
     <w:rPr>
@@ -26845,7 +26853,7 @@
     <w:next w:val="Bibliography"/>
     <w:qFormat/>
     <w:pPr>
-      <w:spacing w:line="360" w:lineRule="auto"/>
+      <w:spacing w:line="288" w:lineRule="auto"/>
       <w:jc w:val="both"/>
     </w:pPr>
     <w:rPr>
@@ -26863,7 +26871,7 @@
     <w:pPr>
       <w:keepNext/>
       <w:keepLines/>
-      <w:spacing w:after="0" w:before="480" w:line="360" w:lineRule="auto"/>
+      <w:spacing w:after="0" w:before="480" w:line="288" w:lineRule="auto"/>
       <w:jc w:val="both"/>
       <w:outlineLvl w:val="0"/>
     </w:pPr>
@@ -26886,7 +26894,7 @@
     <w:pPr>
       <w:keepNext/>
       <w:keepLines/>
-      <w:spacing w:after="0" w:before="200" w:line="360" w:lineRule="auto"/>
+      <w:spacing w:after="0" w:before="200" w:line="288" w:lineRule="auto"/>
       <w:jc w:val="both"/>
       <w:outlineLvl w:val="1"/>
     </w:pPr>
@@ -26909,7 +26917,7 @@
     <w:pPr>
       <w:keepNext/>
       <w:keepLines/>
-      <w:spacing w:after="0" w:before="200" w:line="360" w:lineRule="auto"/>
+      <w:spacing w:after="0" w:before="200" w:line="288" w:lineRule="auto"/>
       <w:jc w:val="both"/>
       <w:outlineLvl w:val="2"/>
     </w:pPr>
@@ -26932,7 +26940,7 @@
     <w:pPr>
       <w:keepNext/>
       <w:keepLines/>
-      <w:spacing w:after="0" w:before="200" w:line="360" w:lineRule="auto"/>
+      <w:spacing w:after="0" w:before="200" w:line="288" w:lineRule="auto"/>
       <w:jc w:val="both"/>
       <w:outlineLvl w:val="3"/>
     </w:pPr>
@@ -26955,7 +26963,7 @@
     <w:pPr>
       <w:keepNext/>
       <w:keepLines/>
-      <w:spacing w:after="0" w:before="200" w:line="360" w:lineRule="auto"/>
+      <w:spacing w:after="0" w:before="200" w:line="288" w:lineRule="auto"/>
       <w:jc w:val="both"/>
       <w:outlineLvl w:val="4"/>
     </w:pPr>
@@ -26977,7 +26985,7 @@
     <w:pPr>
       <w:keepNext/>
       <w:keepLines/>
-      <w:spacing w:after="0" w:before="200" w:line="360" w:lineRule="auto"/>
+      <w:spacing w:after="0" w:before="200" w:line="288" w:lineRule="auto"/>
       <w:jc w:val="both"/>
       <w:outlineLvl w:val="5"/>
     </w:pPr>
@@ -26998,7 +27006,7 @@
     <w:pPr>
       <w:keepNext/>
       <w:keepLines/>
-      <w:spacing w:after="0" w:before="200" w:line="360" w:lineRule="auto"/>
+      <w:spacing w:after="0" w:before="200" w:line="288" w:lineRule="auto"/>
       <w:jc w:val="both"/>
       <w:outlineLvl w:val="6"/>
     </w:pPr>
@@ -27019,7 +27027,7 @@
     <w:pPr>
       <w:keepNext/>
       <w:keepLines/>
-      <w:spacing w:after="0" w:before="200" w:line="360" w:lineRule="auto"/>
+      <w:spacing w:after="0" w:before="200" w:line="288" w:lineRule="auto"/>
       <w:jc w:val="both"/>
       <w:outlineLvl w:val="7"/>
     </w:pPr>
@@ -27040,7 +27048,7 @@
     <w:pPr>
       <w:keepNext/>
       <w:keepLines/>
-      <w:spacing w:after="0" w:before="200" w:line="360" w:lineRule="auto"/>
+      <w:spacing w:after="0" w:before="200" w:line="288" w:lineRule="auto"/>
       <w:jc w:val="both"/>
       <w:outlineLvl w:val="8"/>
     </w:pPr>
@@ -27059,7 +27067,7 @@
     <w:unhideWhenUsed/>
     <w:qFormat/>
     <w:pPr>
-      <w:spacing w:after="100" w:before="100" w:line="360" w:lineRule="auto"/>
+      <w:spacing w:after="100" w:before="100" w:line="288" w:lineRule="auto"/>
       <w:ind w:firstLine="0" w:left="480" w:right="480"/>
       <w:jc w:val="both"/>
     </w:pPr>
@@ -27077,7 +27085,7 @@
     <w:unhideWhenUsed/>
     <w:qFormat/>
     <w:pPr>
-      <w:spacing w:line="360" w:lineRule="auto"/>
+      <w:spacing w:line="288" w:lineRule="auto"/>
       <w:jc w:val="both"/>
     </w:pPr>
     <w:rPr>
@@ -27103,7 +27111,7 @@
     <w:unhideWhenUsed/>
     <w:qFormat/>
     <w:pPr>
-      <w:spacing w:line="360" w:lineRule="auto"/>
+      <w:spacing w:line="288" w:lineRule="auto"/>
       <w:jc w:val="both"/>
     </w:pPr>
     <w:rPr>
@@ -27143,7 +27151,7 @@
     <w:pPr>
       <w:keepNext/>
       <w:keepLines/>
-      <w:spacing w:after="0" w:line="360" w:lineRule="auto"/>
+      <w:spacing w:after="0" w:line="288" w:lineRule="auto"/>
       <w:jc w:val="both"/>
     </w:pPr>
     <w:rPr>
@@ -27157,7 +27165,7 @@
     <w:name w:val="Definition"/>
     <w:basedOn w:val="Normal"/>
     <w:pPr>
-      <w:spacing w:line="360" w:lineRule="auto"/>
+      <w:spacing w:line="288" w:lineRule="auto"/>
       <w:jc w:val="both"/>
     </w:pPr>
     <w:rPr>
@@ -27171,7 +27179,7 @@
     <w:basedOn w:val="Normal"/>
     <w:link w:val="BodyTextChar"/>
     <w:pPr>
-      <w:spacing w:after="120" w:before="0" w:line="360" w:lineRule="auto"/>
+      <w:spacing w:after="120" w:before="0" w:line="288" w:lineRule="auto"/>
       <w:jc w:val="both"/>
     </w:pPr>
     <w:rPr>
@@ -27186,7 +27194,7 @@
     <w:basedOn w:val="Caption"/>
     <w:pPr>
       <w:keepNext/>
-      <w:spacing w:line="360" w:lineRule="auto"/>
+      <w:spacing w:line="288" w:lineRule="auto"/>
       <w:jc w:val="both"/>
     </w:pPr>
     <w:rPr>
@@ -27199,7 +27207,7 @@
     <w:name w:val="Image Caption"/>
     <w:basedOn w:val="Caption"/>
     <w:pPr>
-      <w:spacing w:line="360" w:lineRule="auto"/>
+      <w:spacing w:line="288" w:lineRule="auto"/>
       <w:jc w:val="both"/>
     </w:pPr>
     <w:rPr>
@@ -27212,7 +27220,7 @@
     <w:name w:val="Figure"/>
     <w:basedOn w:val="Normal"/>
     <w:pPr>
-      <w:spacing w:line="360" w:lineRule="auto"/>
+      <w:spacing w:line="288" w:lineRule="auto"/>
       <w:jc w:val="both"/>
     </w:pPr>
     <w:rPr>
@@ -27226,7 +27234,7 @@
     <w:basedOn w:val="Figure"/>
     <w:pPr>
       <w:keepNext/>
-      <w:spacing w:line="360" w:lineRule="auto"/>
+      <w:spacing w:line="288" w:lineRule="auto"/>
       <w:jc w:val="both"/>
     </w:pPr>
     <w:rPr>
@@ -27290,7 +27298,7 @@
     <w:unhideWhenUsed/>
     <w:qFormat/>
     <w:pPr>
-      <w:spacing w:before="240" w:line="360" w:lineRule="auto"/>
+      <w:spacing w:before="240" w:line="288" w:lineRule="auto"/>
       <w:jc w:val="both"/>
       <w:outlineLvl w:val="9"/>
     </w:pPr>

--- a/dist/submission/p3_vietnam_VN.docx
+++ b/dist/submission/p3_vietnam_VN.docx
@@ -186,7 +186,7 @@
         <w:t xml:space="preserve"> </w:t>
       </w:r>
       <w:r>
-        <w:t xml:space="preserve">Lợi ích về năng suất của quốc tế hoá tập trung chủ yếu ở biên tham gia, tức bước chuyển từ không xuất khẩu sang xuất khẩu, trong khi cường độ xuất khẩu trong nhóm doanh nghiệp đã xuất khẩu mang lại lợi suất biên giảm dần đến triệt tiêu (Panel H). Đường chữ U ngược (inverted U-shape) trong toàn mẫu (điểm ngoặt 39–46 % FSTS) được nhận diện chủ yếu thông qua bước tham gia này chứ không phải qua độ cong dày đặc bên trong nhóm doanh nghiệp xuất khẩu. Năng lực công nghệ có liên hệ thuận chiều với năng suất trong cả ba đợt và trong mẫu gộp, và vai trò điều tiết của nó ổn định hơn so với áp dụng công nghệ số nền tảng. Áp dụng công nghệ số nền tảng có hệ số dương trong các năm 2009 và 2023, không có ý nghĩa thống kê trong năm 2015, và chỉ thể hiện điều tiết có thể phát hiện trong mẫu vào năm 2023. Ước lượng biến công cụ (instrumental variable, IV; Panel K) cho hệ số DAI sau công cụ hoá bằng không (β = 0,018, p = .942, F giai đoạn một = 34,6), cho thấy mối liên hệ thuận chiều của DAI ước lượng bằng OLS nhiều khả năng phản ánh chọn lựa hơn là quan hệ nhân quả.</w:t>
+        <w:t xml:space="preserve">Lợi ích về năng suất của quốc tế hoá tập trung chủ yếu ở biên tham gia — một hiệu ứng vách đá xuất khẩu (export-participation cliff) — tức bước chuyển từ không xuất khẩu sang xuất khẩu, trong khi cường độ xuất khẩu trong nhóm doanh nghiệp đã xuất khẩu mang lại lợi suất biên giảm dần đến triệt tiêu (Panel H). Đường chữ U ngược (inverted U-shape) trong toàn mẫu (điểm ngoặt 39–46 % FSTS) được nhận diện chủ yếu thông qua bước tham gia này chứ không phải qua độ cong dày đặc bên trong nhóm doanh nghiệp xuất khẩu. Năng lực công nghệ có liên hệ thuận chiều với năng suất trong cả ba đợt và trong mẫu gộp, và vai trò điều tiết của nó ổn định hơn so với áp dụng công nghệ số nền tảng. Áp dụng công nghệ số nền tảng có hệ số dương trong các năm 2009 và 2023, không có ý nghĩa thống kê trong năm 2015, và chỉ thể hiện điều tiết có thể phát hiện trong mẫu vào năm 2023. Ước lượng biến công cụ (instrumental variable, IV; Panel K) cho hệ số DAI sau công cụ hoá bằng không (β = 0,018, p = .942, F giai đoạn một = 34,6), cho thấy mối liên hệ thuận chiều của DAI ước lượng bằng OLS nhiều khả năng phản ánh chọn lựa hơn là quan hệ nhân quả.</w:t>
       </w:r>
     </w:p>
     <w:p>
